--- a/report/MitelmanProgression_report.docx
+++ b/report/MitelmanProgression_report.docx
@@ -99,7 +99,7 @@
           <w:i w:val="0"/>
           <w:sz w:val="18"/>
         </w:rPr>
-        <w:t>We built per-disease models of cytogenetic progression for seven haematological malignancies from 52,054 non-duplicate karyotypes in the Mitelman Database. Clone structure was parsed from ISCN notation, events were frozen per disease by a power calculation, and three existing methods were fitted to the same data: a co-occurrence baseline with a count-preserving permutation null, a conjunctive Bayesian network (CBN) and a Mutual Hazard Network (MHN). Five diseases had at least 200 cases with a within-patient clone order; APL and myeloma were limited to the baseline. The MHN fitted held-out data better than independence and than the CBN in every disease, its interactions were stable under the bootstrap, and they held in unselected series and in post-2000 publications. Simulation recovery was adequate in AML, ALL and CLL and failed in MDS and CML. The MHN's event orders, however, agreed with the within-patient clone orders only in CML; in the other diseases they agreed at about chance level, because events that are often seen alone, such as trisomy 8, are placed first. The sparse CBN posets agreed with the clone orders in 22 of 23 testable cases. The supported conclusions are therefore the interaction structure from the MHN and the orders backed by the clone data and the CBN, not the MHN's orders on their own. Code, event tables and figures are released.</w:t>
+        <w:t>We built per-disease models of cytogenetic progression for seven haematological malignancies from 52,054 non-duplicate karyotypes in the Mitelman Database. Clone structure was parsed from ISCN notation, events were frozen per disease by a power calculation, and three existing methods were fitted to the same data: a co-occurrence baseline with a count-preserving permutation null, a conjunctive Bayesian network (CBN) and a Mutual Hazard Network (MHN), with a model-free Bradley-Terry timing from the within-patient clone orders as reference. Five diseases had at least 200 cases with a within-patient clone order; APL and myeloma were limited to the baseline. The MHN fitted held-out data better than independence and than the CBN in every disease and every one of 5 folds, its interactions were stable under 100 bootstrap refits, and they held in unselected series and in post-2000 publications. Simulation recovery was adequate in AML, ALL and CLL and failed in MDS and CML. The MHN's event orders, however, agreed with the within-patient clone orders only in CML; elsewhere they were close to chance, and they were wrong mainly when the later event has the higher base rate (55 of 68 such pairs), so events often seen alone, such as trisomy 8, are placed first. The sparse CBN posets agreed with the clone orders in 22 of 23 testable cases and with the clone timing in 23 of 24. The supported conclusions are therefore the interaction structure from the MHN and the orders backed by the clone data and the CBN, not the MHN's orders on their own. Code, event tables and figures are released.</w:t>
       </w:r>
     </w:p>
     <w:p>
@@ -1641,7 +1641,7 @@
           <w:b w:val="0"/>
           <w:i w:val="0"/>
         </w:rPr>
-        <w:t>The parser was tested on 50 karyotypes drawn by stratified sampling (single clone, idem sidelines, three or more clones, idemx2, unrelated clones, constitutional and uncertain aberrations, KMT2A variants, CML and MDS multi-clone cases) and annotated by hand in an independent review pass. The parser reproduces every annotated feature set, parent and ordered pair; the full suite has 80 tests.</w:t>
+        <w:t>The parser was tested on 50 karyotypes drawn by stratified sampling (single clone, idem sidelines, three or more clones, idemx2, unrelated clones, constitutional and uncertain aberrations, KMT2A variants, CML and MDS multi-clone cases) and annotated by hand in an independent review pass. The parser reproduces every annotated feature set, parent and ordered pair; the full suite has 86 tests, run with a linter on every push.</w:t>
       </w:r>
     </w:p>
     <w:p>
@@ -1697,7 +1697,7 @@
           <w:b w:val="0"/>
           <w:i w:val="0"/>
         </w:rPr>
-        <w:t>For every event pair, Fisher's exact test is compared with a permutation null that keeps each case's number of events fixed and the event frequencies approximately matched (weighted sampling without replacement through Gumbel top-k draws, weights calibrated by iterative scaling, 1,000 permutations). This removes the busy-karyotype effect, where complex cases make every pair look co-occurring. Both p-value sets are corrected by Benjamini-Hochberg [12]; a pair is significant if both q &lt; 0.05 and both tests agree on the direction.</w:t>
+        <w:t>For every event pair, Fisher's exact test is compared with a permutation null that keeps each case's number of events fixed and the event frequencies approximately matched (weighted sampling without replacement through Gumbel top-k draws, weights calibrated by iterative scaling, 2,000 permutations). This removes the busy-karyotype effect, where complex cases make every pair look co-occurring. Both p-value sets are corrected by Benjamini-Hochberg [12]; a pair is significant if both q &lt; 0.05 and both tests agree on the direction.</w:t>
       </w:r>
     </w:p>
     <w:p>
@@ -1898,7 +1898,7 @@
           <w:b w:val="0"/>
           <w:i w:val="0"/>
         </w:rPr>
-        <w:t xml:space="preserve"> &lt; 0 means it inhibits it. Tumours are observed at an Exp(1) time. Because every event shares that observation time, events with no interaction are still positively associated in the observed data, so log θ is relative to this shared-time association, not to independence. The likelihood and its gradient were computed with state-space restriction (only states below an observed state are visited). The reference mhn package returned non-finite scores for states with five or six events in this environment, so the likelihood was reimplemented and checked against the package on smaller states, against a closed form for diagonal Θ and against finite differences. Θ is fitted by L-BFGS-B on the mean log-likelihood minus λ times a smooth L1 penalty on the off-diagonal entries, with λ = c/N and c ∈ {0.1, 0.3, 1, 3} chosen by 2-fold held-out likelihood. Order probabilities P(a before b | both present) come from 20,000 simulated trajectories.</w:t>
+        <w:t xml:space="preserve"> &lt; 0 means it inhibits it. Tumours are observed at an Exp(1) time. Because every event shares that observation time, events with no interaction are still positively associated in the observed data, so log θ is relative to this shared-time association, not to independence. The likelihood and its gradient were computed with state-space restriction (only states below an observed state are visited). The reference mhn package returned non-finite scores for states with five or six events in this environment, so the likelihood was reimplemented and checked against the package on smaller states, against a closed form for diagonal Θ and against finite differences. Θ is fitted by L-BFGS-B on the mean log-likelihood minus λ times a smooth L1 penalty on the off-diagonal entries, with λ = c/N and c ∈ {0.03, 0.1, 0.3, 1, 3} chosen by 5-fold held-out likelihood. Order probabilities P(a before b | both present) come from 20,000 simulated trajectories.</w:t>
       </w:r>
     </w:p>
     <w:p>
@@ -1913,7 +1913,7 @@
           <w:i/>
           <w:sz w:val="20"/>
         </w:rPr>
-        <w:t>F. Validation and stop rules</w:t>
+        <w:t>F. Model-free timing from clone orders</w:t>
       </w:r>
     </w:p>
     <w:p>
@@ -1926,7 +1926,35 @@
           <w:b w:val="0"/>
           <w:i w:val="0"/>
         </w:rPr>
-        <w:t>Six checks were specified before the fits: (1) bootstrap stability (25 MHN and 20 CBN refits); (2) held-out likelihood against an independence model; (3) simulation recovery (three data sets drawn from each fitted model at the real sample size and refitted); (4) concordance with a written test set of established relationships; (5) agreement with the within-patient clone orders, which the cross-sectional MHN never sees; and (6) publication-bias and era sensitivity refits. An MHN interaction is an edge if |log θ| ≥ 0.5 and stable if it keeps its sign in ≥ 80% of bootstrap refits. Simulation recovery is adequate if mean precision ≥ 0.8 and recall ≥ 0.5. Stop rules: a disease with fewer than 200 cases with a clone order gets the co-occurrence baseline only; failed simulation recovery is reported as the finding; when fewer than half the edges are stable, only the stable subset is presented.</w:t>
+        <w:t>The clone trees also support an ordering that needs no progression model. Pooling the parent-to-child pairs of one disease, the Bradley-Terry paired-comparison model [13] gives every event an earliness score s, with P(a before b) = 1/(1 + exp(-(s_a - s_b))), fitted by penalised maximum likelihood (ridge 0.01, centred scores). Only events in at least 10 ordered pairs enter. Intervals come from 500 bootstrap resamples of cases, so a case that contributes many pairs is resampled as a unit. These scores are the reference against which the MHN and CBN orders are compared.</w:t>
+      </w:r>
+    </w:p>
+    <w:p>
+      <w:pPr>
+        <w:spacing w:after="40" w:before="80"/>
+        <w:ind w:firstLine="0"/>
+        <w:jc w:val="left"/>
+      </w:pPr>
+      <w:r>
+        <w:rPr>
+          <w:b w:val="0"/>
+          <w:i/>
+          <w:sz w:val="20"/>
+        </w:rPr>
+        <w:t>G. Validation and stop rules</w:t>
+      </w:r>
+    </w:p>
+    <w:p>
+      <w:pPr>
+        <w:spacing w:after="0"/>
+        <w:jc w:val="both"/>
+      </w:pPr>
+      <w:r>
+        <w:rPr>
+          <w:b w:val="0"/>
+          <w:i w:val="0"/>
+        </w:rPr>
+        <w:t>Six checks were specified before the fits: (1) bootstrap stability (100 MHN and 50 CBN refits); (2) 5-fold held-out likelihood against an independence model, with the spread across folds; (3) simulation recovery (10 data sets drawn from each fitted model at the real sample size and refitted); (4) concordance with a written test set of established relationships; (5) agreement with the within-patient clone orders and the clone timing, which the cross-sectional models never see; and (6) publication-bias and era sensitivity refits. An MHN interaction is an edge if |log θ| ≥ 0.5 and stable if it keeps its sign in ≥ 80% of bootstrap refits. Simulation recovery is adequate if mean precision ≥ 0.8 and recall ≥ 0.5. All thresholds, counts and seeds are fixed in one configuration file. Stop rules: a disease with fewer than 200 cases with a clone order gets the co-occurrence baseline only; failed simulation recovery is reported as the finding; when fewer than half the edges are stable, only the stable subset is presented.</w:t>
       </w:r>
     </w:p>
     <w:p>
@@ -4525,230 +4553,6 @@
     </w:p>
     <w:p>
       <w:pPr>
-        <w:sectPr>
-          <w:type w:val="continuous"/>
-          <w:pgSz w:w="12240" w:h="15840"/>
-          <w:pgMar w:top="1080" w:right="900" w:bottom="1440" w:left="900" w:header="720" w:footer="720" w:gutter="0"/>
-          <w:cols w:space="360" w:num="2"/>
-          <w:docGrid w:linePitch="360"/>
-        </w:sectPr>
-      </w:pPr>
-    </w:p>
-    <w:p>
-      <w:pPr>
-        <w:ind w:firstLine="0"/>
-        <w:jc w:val="center"/>
-      </w:pPr>
-      <w:r>
-        <w:drawing>
-          <wp:inline xmlns:a="http://schemas.openxmlformats.org/drawingml/2006/main" xmlns:pic="http://schemas.openxmlformats.org/drawingml/2006/picture">
-            <wp:extent cx="5943600" cy="5266853"/>
-            <wp:docPr id="1" name="Picture 1"/>
-            <wp:cNvGraphicFramePr>
-              <a:graphicFrameLocks noChangeAspect="1"/>
-            </wp:cNvGraphicFramePr>
-            <a:graphic>
-              <a:graphicData uri="http://schemas.openxmlformats.org/drawingml/2006/picture">
-                <pic:pic>
-                  <pic:nvPicPr>
-                    <pic:cNvPr id="0" name="AML.png"/>
-                    <pic:cNvPicPr/>
-                  </pic:nvPicPr>
-                  <pic:blipFill>
-                    <a:blip r:embed="rId9"/>
-                    <a:stretch>
-                      <a:fillRect/>
-                    </a:stretch>
-                  </pic:blipFill>
-                  <pic:spPr>
-                    <a:xfrm>
-                      <a:off x="0" y="0"/>
-                      <a:ext cx="5943600" cy="5266853"/>
-                    </a:xfrm>
-                    <a:prstGeom prst="rect"/>
-                  </pic:spPr>
-                </pic:pic>
-              </a:graphicData>
-            </a:graphic>
-          </wp:inline>
-        </w:drawing>
-      </w:r>
-    </w:p>
-    <w:p>
-      <w:pPr>
-        <w:spacing w:after="120"/>
-        <w:ind w:firstLine="0"/>
-        <w:jc w:val="both"/>
-      </w:pPr>
-      <w:r>
-        <w:rPr>
-          <w:b w:val="0"/>
-          <w:i w:val="0"/>
-          <w:sz w:val="16"/>
-        </w:rPr>
-        <w:t>Fig. 1. AML. (a) MHN log θ (row: affected event, column: acting event); dots mark stable edges. (b) Strongest stable promotions; edge labels give bootstrap sign stability. (c) Co-occurrence baseline, log odds ratio; * significant. (d) For the pairs with the most clone evidence, the MHN's P(a before b) with its bootstrap 10-90% interval (blue) against the share of clone pairs ordered a→b (orange).</w:t>
-      </w:r>
-    </w:p>
-    <w:p>
-      <w:pPr>
-        <w:sectPr>
-          <w:type w:val="continuous"/>
-          <w:pgSz w:w="12240" w:h="15840"/>
-          <w:pgMar w:top="1080" w:right="900" w:bottom="1440" w:left="900" w:header="720" w:footer="720" w:gutter="0"/>
-          <w:cols w:space="360" w:num="1"/>
-          <w:docGrid w:linePitch="360"/>
-        </w:sectPr>
-      </w:pPr>
-    </w:p>
-    <w:p>
-      <w:pPr>
-        <w:sectPr>
-          <w:type w:val="continuous"/>
-          <w:pgSz w:w="12240" w:h="15840"/>
-          <w:pgMar w:top="1080" w:right="900" w:bottom="1440" w:left="900" w:header="720" w:footer="720" w:gutter="0"/>
-          <w:cols w:space="360" w:num="2"/>
-          <w:docGrid w:linePitch="360"/>
-        </w:sectPr>
-      </w:pPr>
-    </w:p>
-    <w:p>
-      <w:pPr>
-        <w:ind w:firstLine="0"/>
-        <w:jc w:val="center"/>
-      </w:pPr>
-      <w:r>
-        <w:drawing>
-          <wp:inline xmlns:a="http://schemas.openxmlformats.org/drawingml/2006/main" xmlns:pic="http://schemas.openxmlformats.org/drawingml/2006/picture">
-            <wp:extent cx="5943600" cy="5256868"/>
-            <wp:docPr id="2" name="Picture 2"/>
-            <wp:cNvGraphicFramePr>
-              <a:graphicFrameLocks noChangeAspect="1"/>
-            </wp:cNvGraphicFramePr>
-            <a:graphic>
-              <a:graphicData uri="http://schemas.openxmlformats.org/drawingml/2006/picture">
-                <pic:pic>
-                  <pic:nvPicPr>
-                    <pic:cNvPr id="0" name="CML.png"/>
-                    <pic:cNvPicPr/>
-                  </pic:nvPicPr>
-                  <pic:blipFill>
-                    <a:blip r:embed="rId10"/>
-                    <a:stretch>
-                      <a:fillRect/>
-                    </a:stretch>
-                  </pic:blipFill>
-                  <pic:spPr>
-                    <a:xfrm>
-                      <a:off x="0" y="0"/>
-                      <a:ext cx="5943600" cy="5256868"/>
-                    </a:xfrm>
-                    <a:prstGeom prst="rect"/>
-                  </pic:spPr>
-                </pic:pic>
-              </a:graphicData>
-            </a:graphic>
-          </wp:inline>
-        </w:drawing>
-      </w:r>
-    </w:p>
-    <w:p>
-      <w:pPr>
-        <w:spacing w:after="120"/>
-        <w:ind w:firstLine="0"/>
-        <w:jc w:val="both"/>
-      </w:pPr>
-      <w:r>
-        <w:rPr>
-          <w:b w:val="0"/>
-          <w:i w:val="0"/>
-          <w:sz w:val="16"/>
-        </w:rPr>
-        <w:t>Fig. 2. CML, panels as in Fig. 1. Here the MHN's orders and the clone orders agree.</w:t>
-      </w:r>
-    </w:p>
-    <w:p>
-      <w:pPr>
-        <w:sectPr>
-          <w:type w:val="continuous"/>
-          <w:pgSz w:w="12240" w:h="15840"/>
-          <w:pgMar w:top="1080" w:right="900" w:bottom="1440" w:left="900" w:header="720" w:footer="720" w:gutter="0"/>
-          <w:cols w:space="360" w:num="1"/>
-          <w:docGrid w:linePitch="360"/>
-        </w:sectPr>
-      </w:pPr>
-    </w:p>
-    <w:p>
-      <w:pPr>
-        <w:ind w:firstLine="0"/>
-        <w:jc w:val="center"/>
-      </w:pPr>
-      <w:r>
-        <w:drawing>
-          <wp:inline xmlns:a="http://schemas.openxmlformats.org/drawingml/2006/main" xmlns:pic="http://schemas.openxmlformats.org/drawingml/2006/picture">
-            <wp:extent cx="3108960" cy="1156096"/>
-            <wp:docPr id="3" name="Picture 3"/>
-            <wp:cNvGraphicFramePr>
-              <a:graphicFrameLocks noChangeAspect="1"/>
-            </wp:cNvGraphicFramePr>
-            <a:graphic>
-              <a:graphicData uri="http://schemas.openxmlformats.org/drawingml/2006/picture">
-                <pic:pic>
-                  <pic:nvPicPr>
-                    <pic:cNvPr id="0" name="overview.png"/>
-                    <pic:cNvPicPr/>
-                  </pic:nvPicPr>
-                  <pic:blipFill>
-                    <a:blip r:embed="rId11"/>
-                    <a:stretch>
-                      <a:fillRect/>
-                    </a:stretch>
-                  </pic:blipFill>
-                  <pic:spPr>
-                    <a:xfrm>
-                      <a:off x="0" y="0"/>
-                      <a:ext cx="3108960" cy="1156096"/>
-                    </a:xfrm>
-                    <a:prstGeom prst="rect"/>
-                  </pic:spPr>
-                </pic:pic>
-              </a:graphicData>
-            </a:graphic>
-          </wp:inline>
-        </w:drawing>
-      </w:r>
-    </w:p>
-    <w:p>
-      <w:pPr>
-        <w:spacing w:after="120"/>
-        <w:ind w:firstLine="0"/>
-        <w:jc w:val="both"/>
-      </w:pPr>
-      <w:r>
-        <w:rPr>
-          <w:b w:val="0"/>
-          <w:i w:val="0"/>
-          <w:sz w:val="16"/>
-        </w:rPr>
-        <w:t>Fig. 3. Held-out log-likelihood gain over independence (MHN on all model events, CBN on ten) and share of stable MHN edges per disease; the dashed line is the 50% stability rule.</w:t>
-      </w:r>
-    </w:p>
-    <w:p>
-      <w:pPr>
-        <w:spacing w:after="40" w:before="80"/>
-        <w:ind w:firstLine="0"/>
-        <w:jc w:val="left"/>
-      </w:pPr>
-      <w:r>
-        <w:rPr>
-          <w:b w:val="0"/>
-          <w:i/>
-          <w:sz w:val="20"/>
-        </w:rPr>
-        <w:t>C. Mutual Hazard Networks</w:t>
-      </w:r>
-    </w:p>
-    <w:p>
-      <w:pPr>
         <w:spacing w:after="0"/>
         <w:jc w:val="both"/>
       </w:pPr>
@@ -4757,33 +4561,7 @@
           <w:b w:val="0"/>
           <w:i w:val="0"/>
         </w:rPr>
-        <w:t>Table IV summarises the MHN fits. Held-out log-likelihood beat the independence model in all five diseases, by 0.47 nats per case in AML and 1.47 in ALL. Between 88% and 100% of edges kept their sign in at least 80% of bootstrap refits, so every disease passes the stability rule. The refits on unselected series (r = 0.80 to 0.95) and on cases published from 2000 (r = 0.84 to 0.98) reproduce the full-data networks, so publication bias and era do not drive them.</w:t>
-      </w:r>
-    </w:p>
-    <w:p>
-      <w:pPr>
-        <w:spacing w:after="0"/>
-        <w:jc w:val="both"/>
-      </w:pPr>
-      <w:r>
-        <w:rPr>
-          <w:b w:val="0"/>
-          <w:i w:val="0"/>
-        </w:rPr>
-        <w:t>Most interactions are negative. This is expected: log θ is measured against the positive association that a shared observation time alone produces, so mild raw co-occurrence still carries a negative log θ. In CLL, for example, every interaction except 11q- on 13q loss is negative, yet the fitted model reproduces every observed pairwise odds ratio. The strongest stable promotions are biologically familiar: t(8;21) on -X and -Y, 5q loss on 17p loss, +22 on +19 and +21 in AML; the extra Ph on +8 and +21 on +19 in CML; +21 on the other trisomies of high hyperdiploidy in ALL [13]; and 18 loss on 17p loss in MDS. Two strong edges are definitional: 17p loss on i(17q) in CML, where the events are nested, and t(1;19) on 1q gain in ALL, where the unbalanced der(19)t(1;19) carries the gain.</w:t>
-      </w:r>
-    </w:p>
-    <w:p>
-      <w:pPr>
-        <w:spacing w:after="0"/>
-        <w:jc w:val="both"/>
-      </w:pPr>
-      <w:r>
-        <w:rPr>
-          <w:b w:val="0"/>
-          <w:i w:val="0"/>
-        </w:rPr>
-        <w:t>Simulation recovery was adequate in AML, ALL and CLL (precision and recall of 0.84 or more) and failed in MDS and CML: refitted networks recovered only 0.56 (MDS) and 0.72 (CML) of their own edges. By the pre-specified rule this failure is the finding for those two diseases: at their sample sizes the MHN's individual edges are not identifiable, even though the networks are stable under resampling.</w:t>
+        <w:t>Pooling all pairs per disease into a Bradley-Terry timing gives a full order with uncertainty (Table IV, Fig. 1). Founding rearrangements come first wherever they are in the vocabulary: t(8;21), inv(3)/t(3;3), inv(16) and KMT2A in AML (with 5q loss among them), t(9;22) in CML, t(9;22) and KMT2A in ALL, and 5q loss in MDS. Losses of 7, 7q and 17p follow, and the trisomies (+8, +11, +13, +19, +21, +22) come last. In CLL +12 ranks first, consistent with its role as a founding lesion. Sex-chromosome loss ranks early in CML and MDS, which fits its age-related origin outside the leukaemic process.</w:t>
       </w:r>
     </w:p>
     <w:p>
@@ -4824,7 +4602,7 @@
           <w:i w:val="0"/>
           <w:sz w:val="16"/>
         </w:rPr>
-        <w:t>MHN fits and validation. Held-out values are mean log-likelihood per case (2-fold). Stable: bootstrap sign agreement ≥ 0.8. Sim P/R: simulation-recovery precision and recall. U and 2000+: correlation of off-diagonal log θ between the full fit and the refits on unselected series and on cases published from 2000.</w:t>
+        <w:t>Event timing from clone orders: events from earliest to latest by Bradley-Terry earliness, with the 90% case-bootstrap interval of each rank (500 resamples).</w:t>
       </w:r>
     </w:p>
     <w:tbl>
@@ -4836,22 +4614,13 @@
         <w:tblLayout w:type="fixed"/>
       </w:tblPr>
       <w:tblGrid>
-        <w:gridCol w:w="1065"/>
-        <w:gridCol w:w="958"/>
-        <w:gridCol w:w="745"/>
-        <w:gridCol w:w="958"/>
-        <w:gridCol w:w="958"/>
-        <w:gridCol w:w="852"/>
-        <w:gridCol w:w="958"/>
-        <w:gridCol w:w="852"/>
-        <w:gridCol w:w="1278"/>
-        <w:gridCol w:w="745"/>
-        <w:gridCol w:w="1065"/>
+        <w:gridCol w:w="1430"/>
+        <w:gridCol w:w="9009"/>
       </w:tblGrid>
       <w:tr>
         <w:tc>
           <w:tcPr>
-            <w:tcW w:type="dxa" w:w="1065"/>
+            <w:tcW w:type="dxa" w:w="1430"/>
           </w:tcPr>
           <w:p>
             <w:pPr>
@@ -4871,7 +4640,7 @@
         </w:tc>
         <w:tc>
           <w:tcPr>
-            <w:tcW w:type="dxa" w:w="959"/>
+            <w:tcW w:type="dxa" w:w="9010"/>
           </w:tcPr>
           <w:p>
             <w:pPr>
@@ -4885,187 +4654,7 @@
                 <w:i w:val="0"/>
                 <w:sz w:val="14"/>
               </w:rPr>
-              <w:t>Events</w:t>
-            </w:r>
-          </w:p>
-        </w:tc>
-        <w:tc>
-          <w:tcPr>
-            <w:tcW w:type="dxa" w:w="746"/>
-          </w:tcPr>
-          <w:p>
-            <w:pPr>
-              <w:ind w:firstLine="0"/>
-              <w:jc w:val="left"/>
-            </w:pPr>
-            <w:r/>
-            <w:r>
-              <w:rPr>
-                <w:b/>
-                <w:i w:val="0"/>
-                <w:sz w:val="14"/>
-              </w:rPr>
-              <w:t>c</w:t>
-            </w:r>
-          </w:p>
-        </w:tc>
-        <w:tc>
-          <w:tcPr>
-            <w:tcW w:type="dxa" w:w="959"/>
-          </w:tcPr>
-          <w:p>
-            <w:pPr>
-              <w:ind w:firstLine="0"/>
-              <w:jc w:val="left"/>
-            </w:pPr>
-            <w:r/>
-            <w:r>
-              <w:rPr>
-                <w:b/>
-                <w:i w:val="0"/>
-                <w:sz w:val="14"/>
-              </w:rPr>
-              <w:t>MHN</w:t>
-            </w:r>
-          </w:p>
-        </w:tc>
-        <w:tc>
-          <w:tcPr>
-            <w:tcW w:type="dxa" w:w="959"/>
-          </w:tcPr>
-          <w:p>
-            <w:pPr>
-              <w:ind w:firstLine="0"/>
-              <w:jc w:val="left"/>
-            </w:pPr>
-            <w:r/>
-            <w:r>
-              <w:rPr>
-                <w:b/>
-                <w:i w:val="0"/>
-                <w:sz w:val="14"/>
-              </w:rPr>
-              <w:t>Indep.</w:t>
-            </w:r>
-          </w:p>
-        </w:tc>
-        <w:tc>
-          <w:tcPr>
-            <w:tcW w:type="dxa" w:w="852"/>
-          </w:tcPr>
-          <w:p>
-            <w:pPr>
-              <w:ind w:firstLine="0"/>
-              <w:jc w:val="left"/>
-            </w:pPr>
-            <w:r/>
-            <w:r>
-              <w:rPr>
-                <w:b/>
-                <w:i w:val="0"/>
-                <w:sz w:val="14"/>
-              </w:rPr>
-              <w:t>Edges</w:t>
-            </w:r>
-          </w:p>
-        </w:tc>
-        <w:tc>
-          <w:tcPr>
-            <w:tcW w:type="dxa" w:w="959"/>
-          </w:tcPr>
-          <w:p>
-            <w:pPr>
-              <w:ind w:firstLine="0"/>
-              <w:jc w:val="left"/>
-            </w:pPr>
-            <w:r/>
-            <w:r>
-              <w:rPr>
-                <w:b/>
-                <w:i w:val="0"/>
-                <w:sz w:val="14"/>
-              </w:rPr>
-              <w:t>Stable</w:t>
-            </w:r>
-          </w:p>
-        </w:tc>
-        <w:tc>
-          <w:tcPr>
-            <w:tcW w:type="dxa" w:w="852"/>
-          </w:tcPr>
-          <w:p>
-            <w:pPr>
-              <w:ind w:firstLine="0"/>
-              <w:jc w:val="left"/>
-            </w:pPr>
-            <w:r/>
-            <w:r>
-              <w:rPr>
-                <w:b/>
-                <w:i w:val="0"/>
-                <w:sz w:val="14"/>
-              </w:rPr>
-              <w:t>Share</w:t>
-            </w:r>
-          </w:p>
-        </w:tc>
-        <w:tc>
-          <w:tcPr>
-            <w:tcW w:type="dxa" w:w="1278"/>
-          </w:tcPr>
-          <w:p>
-            <w:pPr>
-              <w:ind w:firstLine="0"/>
-              <w:jc w:val="left"/>
-            </w:pPr>
-            <w:r/>
-            <w:r>
-              <w:rPr>
-                <w:b/>
-                <w:i w:val="0"/>
-                <w:sz w:val="14"/>
-              </w:rPr>
-              <w:t>Sim P/R</w:t>
-            </w:r>
-          </w:p>
-        </w:tc>
-        <w:tc>
-          <w:tcPr>
-            <w:tcW w:type="dxa" w:w="746"/>
-          </w:tcPr>
-          <w:p>
-            <w:pPr>
-              <w:ind w:firstLine="0"/>
-              <w:jc w:val="left"/>
-            </w:pPr>
-            <w:r/>
-            <w:r>
-              <w:rPr>
-                <w:b/>
-                <w:i w:val="0"/>
-                <w:sz w:val="14"/>
-              </w:rPr>
-              <w:t>U r</w:t>
-            </w:r>
-          </w:p>
-        </w:tc>
-        <w:tc>
-          <w:tcPr>
-            <w:tcW w:type="dxa" w:w="1065"/>
-          </w:tcPr>
-          <w:p>
-            <w:pPr>
-              <w:ind w:firstLine="0"/>
-              <w:jc w:val="left"/>
-            </w:pPr>
-            <w:r/>
-            <w:r>
-              <w:rPr>
-                <w:b/>
-                <w:i w:val="0"/>
-                <w:sz w:val="14"/>
-              </w:rPr>
-              <w:t>2000+ r</w:t>
+              <w:t>Order (rank interval)</w:t>
             </w:r>
           </w:p>
         </w:tc>
@@ -5073,7 +4662,7 @@
       <w:tr>
         <w:tc>
           <w:tcPr>
-            <w:tcW w:type="dxa" w:w="1065"/>
+            <w:tcW w:type="dxa" w:w="1430"/>
           </w:tcPr>
           <w:p>
             <w:pPr>
@@ -5093,201 +4682,21 @@
         </w:tc>
         <w:tc>
           <w:tcPr>
-            <w:tcW w:type="dxa" w:w="959"/>
-          </w:tcPr>
-          <w:p>
-            <w:pPr>
-              <w:ind w:firstLine="0"/>
-              <w:jc w:val="left"/>
-            </w:pPr>
-            <w:r/>
-            <w:r>
-              <w:rPr>
-                <w:b w:val="0"/>
-                <w:i w:val="0"/>
-                <w:sz w:val="14"/>
-              </w:rPr>
-              <w:t>19</w:t>
-            </w:r>
-          </w:p>
-        </w:tc>
-        <w:tc>
-          <w:tcPr>
-            <w:tcW w:type="dxa" w:w="746"/>
-          </w:tcPr>
-          <w:p>
-            <w:pPr>
-              <w:ind w:firstLine="0"/>
-              <w:jc w:val="left"/>
-            </w:pPr>
-            <w:r/>
-            <w:r>
-              <w:rPr>
-                <w:b w:val="0"/>
-                <w:i w:val="0"/>
-                <w:sz w:val="14"/>
-              </w:rPr>
-              <w:t>0.10</w:t>
-            </w:r>
-          </w:p>
-        </w:tc>
-        <w:tc>
-          <w:tcPr>
-            <w:tcW w:type="dxa" w:w="959"/>
-          </w:tcPr>
-          <w:p>
-            <w:pPr>
-              <w:ind w:firstLine="0"/>
-              <w:jc w:val="left"/>
-            </w:pPr>
-            <w:r/>
-            <w:r>
-              <w:rPr>
-                <w:b w:val="0"/>
-                <w:i w:val="0"/>
-                <w:sz w:val="14"/>
-              </w:rPr>
-              <w:t>-4.212</w:t>
-            </w:r>
-          </w:p>
-        </w:tc>
-        <w:tc>
-          <w:tcPr>
-            <w:tcW w:type="dxa" w:w="959"/>
-          </w:tcPr>
-          <w:p>
-            <w:pPr>
-              <w:ind w:firstLine="0"/>
-              <w:jc w:val="left"/>
-            </w:pPr>
-            <w:r/>
-            <w:r>
-              <w:rPr>
-                <w:b w:val="0"/>
-                <w:i w:val="0"/>
-                <w:sz w:val="14"/>
-              </w:rPr>
-              <w:t>-4.682</w:t>
-            </w:r>
-          </w:p>
-        </w:tc>
-        <w:tc>
-          <w:tcPr>
-            <w:tcW w:type="dxa" w:w="852"/>
-          </w:tcPr>
-          <w:p>
-            <w:pPr>
-              <w:ind w:firstLine="0"/>
-              <w:jc w:val="left"/>
-            </w:pPr>
-            <w:r/>
-            <w:r>
-              <w:rPr>
-                <w:b w:val="0"/>
-                <w:i w:val="0"/>
-                <w:sz w:val="14"/>
-              </w:rPr>
-              <w:t>269</w:t>
-            </w:r>
-          </w:p>
-        </w:tc>
-        <w:tc>
-          <w:tcPr>
-            <w:tcW w:type="dxa" w:w="959"/>
-          </w:tcPr>
-          <w:p>
-            <w:pPr>
-              <w:ind w:firstLine="0"/>
-              <w:jc w:val="left"/>
-            </w:pPr>
-            <w:r/>
-            <w:r>
-              <w:rPr>
-                <w:b w:val="0"/>
-                <w:i w:val="0"/>
-                <w:sz w:val="14"/>
-              </w:rPr>
-              <w:t>264</w:t>
-            </w:r>
-          </w:p>
-        </w:tc>
-        <w:tc>
-          <w:tcPr>
-            <w:tcW w:type="dxa" w:w="852"/>
-          </w:tcPr>
-          <w:p>
-            <w:pPr>
-              <w:ind w:firstLine="0"/>
-              <w:jc w:val="left"/>
-            </w:pPr>
-            <w:r/>
-            <w:r>
-              <w:rPr>
-                <w:b w:val="0"/>
-                <w:i w:val="0"/>
-                <w:sz w:val="14"/>
-              </w:rPr>
-              <w:t>0.98</w:t>
-            </w:r>
-          </w:p>
-        </w:tc>
-        <w:tc>
-          <w:tcPr>
-            <w:tcW w:type="dxa" w:w="1278"/>
-          </w:tcPr>
-          <w:p>
-            <w:pPr>
-              <w:ind w:firstLine="0"/>
-              <w:jc w:val="left"/>
-            </w:pPr>
-            <w:r/>
-            <w:r>
-              <w:rPr>
-                <w:b w:val="0"/>
-                <w:i w:val="0"/>
-                <w:sz w:val="14"/>
-              </w:rPr>
-              <w:t>0.88/0.85</w:t>
-            </w:r>
-          </w:p>
-        </w:tc>
-        <w:tc>
-          <w:tcPr>
-            <w:tcW w:type="dxa" w:w="746"/>
-          </w:tcPr>
-          <w:p>
-            <w:pPr>
-              <w:ind w:firstLine="0"/>
-              <w:jc w:val="left"/>
-            </w:pPr>
-            <w:r/>
-            <w:r>
-              <w:rPr>
-                <w:b w:val="0"/>
-                <w:i w:val="0"/>
-                <w:sz w:val="14"/>
-              </w:rPr>
-              <w:t>0.89</w:t>
-            </w:r>
-          </w:p>
-        </w:tc>
-        <w:tc>
-          <w:tcPr>
-            <w:tcW w:type="dxa" w:w="1065"/>
-          </w:tcPr>
-          <w:p>
-            <w:pPr>
-              <w:ind w:firstLine="0"/>
-              <w:jc w:val="left"/>
-            </w:pPr>
-            <w:r/>
-            <w:r>
-              <w:rPr>
-                <w:b w:val="0"/>
-                <w:i w:val="0"/>
-                <w:sz w:val="14"/>
-              </w:rPr>
-              <w:t>0.95</w:t>
+            <w:tcW w:type="dxa" w:w="9010"/>
+          </w:tcPr>
+          <w:p>
+            <w:pPr>
+              <w:ind w:firstLine="0"/>
+              <w:jc w:val="left"/>
+            </w:pPr>
+            <w:r/>
+            <w:r>
+              <w:rPr>
+                <w:b w:val="0"/>
+                <w:i w:val="0"/>
+                <w:sz w:val="14"/>
+              </w:rPr>
+              <w:t>t(8;21) [1-1] &gt; inv(3)/t(3;3) [2-3] &gt; inv(16) [2-4] &gt; 5q loss [3-5] &gt; KMT2A [4-5] &gt; -7 [6-9] &gt; 7q- [6-11] &gt; -Y [6-11] &gt; 17p loss [6-11] &gt; 18 loss [7-12] &gt; 12p loss [7-12] &gt; 9q- [10-15] &gt; -X [11-17] &gt; +8 [12-16] &gt; +22 [13-19] &gt; +11 [12-19] &gt; +21 [14-19] &gt; +19 [13-19] &gt; +13 [16-19]</w:t>
             </w:r>
           </w:p>
         </w:tc>
@@ -5295,7 +4704,7 @@
       <w:tr>
         <w:tc>
           <w:tcPr>
-            <w:tcW w:type="dxa" w:w="1065"/>
+            <w:tcW w:type="dxa" w:w="1430"/>
           </w:tcPr>
           <w:p>
             <w:pPr>
@@ -5315,201 +4724,21 @@
         </w:tc>
         <w:tc>
           <w:tcPr>
-            <w:tcW w:type="dxa" w:w="959"/>
-          </w:tcPr>
-          <w:p>
-            <w:pPr>
-              <w:ind w:firstLine="0"/>
-              <w:jc w:val="left"/>
-            </w:pPr>
-            <w:r/>
-            <w:r>
-              <w:rPr>
-                <w:b w:val="0"/>
-                <w:i w:val="0"/>
-                <w:sz w:val="14"/>
-              </w:rPr>
-              <w:t>12</w:t>
-            </w:r>
-          </w:p>
-        </w:tc>
-        <w:tc>
-          <w:tcPr>
-            <w:tcW w:type="dxa" w:w="746"/>
-          </w:tcPr>
-          <w:p>
-            <w:pPr>
-              <w:ind w:firstLine="0"/>
-              <w:jc w:val="left"/>
-            </w:pPr>
-            <w:r/>
-            <w:r>
-              <w:rPr>
-                <w:b w:val="0"/>
-                <w:i w:val="0"/>
-                <w:sz w:val="14"/>
-              </w:rPr>
-              <w:t>0.30</w:t>
-            </w:r>
-          </w:p>
-        </w:tc>
-        <w:tc>
-          <w:tcPr>
-            <w:tcW w:type="dxa" w:w="959"/>
-          </w:tcPr>
-          <w:p>
-            <w:pPr>
-              <w:ind w:firstLine="0"/>
-              <w:jc w:val="left"/>
-            </w:pPr>
-            <w:r/>
-            <w:r>
-              <w:rPr>
-                <w:b w:val="0"/>
-                <w:i w:val="0"/>
-                <w:sz w:val="14"/>
-              </w:rPr>
-              <w:t>-3.726</w:t>
-            </w:r>
-          </w:p>
-        </w:tc>
-        <w:tc>
-          <w:tcPr>
-            <w:tcW w:type="dxa" w:w="959"/>
-          </w:tcPr>
-          <w:p>
-            <w:pPr>
-              <w:ind w:firstLine="0"/>
-              <w:jc w:val="left"/>
-            </w:pPr>
-            <w:r/>
-            <w:r>
-              <w:rPr>
-                <w:b w:val="0"/>
-                <w:i w:val="0"/>
-                <w:sz w:val="14"/>
-              </w:rPr>
-              <w:t>-3.905</w:t>
-            </w:r>
-          </w:p>
-        </w:tc>
-        <w:tc>
-          <w:tcPr>
-            <w:tcW w:type="dxa" w:w="852"/>
-          </w:tcPr>
-          <w:p>
-            <w:pPr>
-              <w:ind w:firstLine="0"/>
-              <w:jc w:val="left"/>
-            </w:pPr>
-            <w:r/>
-            <w:r>
-              <w:rPr>
-                <w:b w:val="0"/>
-                <w:i w:val="0"/>
-                <w:sz w:val="14"/>
-              </w:rPr>
-              <w:t>90</w:t>
-            </w:r>
-          </w:p>
-        </w:tc>
-        <w:tc>
-          <w:tcPr>
-            <w:tcW w:type="dxa" w:w="959"/>
-          </w:tcPr>
-          <w:p>
-            <w:pPr>
-              <w:ind w:firstLine="0"/>
-              <w:jc w:val="left"/>
-            </w:pPr>
-            <w:r/>
-            <w:r>
-              <w:rPr>
-                <w:b w:val="0"/>
-                <w:i w:val="0"/>
-                <w:sz w:val="14"/>
-              </w:rPr>
-              <w:t>79</w:t>
-            </w:r>
-          </w:p>
-        </w:tc>
-        <w:tc>
-          <w:tcPr>
-            <w:tcW w:type="dxa" w:w="852"/>
-          </w:tcPr>
-          <w:p>
-            <w:pPr>
-              <w:ind w:firstLine="0"/>
-              <w:jc w:val="left"/>
-            </w:pPr>
-            <w:r/>
-            <w:r>
-              <w:rPr>
-                <w:b w:val="0"/>
-                <w:i w:val="0"/>
-                <w:sz w:val="14"/>
-              </w:rPr>
-              <w:t>0.88</w:t>
-            </w:r>
-          </w:p>
-        </w:tc>
-        <w:tc>
-          <w:tcPr>
-            <w:tcW w:type="dxa" w:w="1278"/>
-          </w:tcPr>
-          <w:p>
-            <w:pPr>
-              <w:ind w:firstLine="0"/>
-              <w:jc w:val="left"/>
-            </w:pPr>
-            <w:r/>
-            <w:r>
-              <w:rPr>
-                <w:b w:val="0"/>
-                <w:i w:val="0"/>
-                <w:sz w:val="14"/>
-              </w:rPr>
-              <w:t>0.56/0.59</w:t>
-            </w:r>
-          </w:p>
-        </w:tc>
-        <w:tc>
-          <w:tcPr>
-            <w:tcW w:type="dxa" w:w="746"/>
-          </w:tcPr>
-          <w:p>
-            <w:pPr>
-              <w:ind w:firstLine="0"/>
-              <w:jc w:val="left"/>
-            </w:pPr>
-            <w:r/>
-            <w:r>
-              <w:rPr>
-                <w:b w:val="0"/>
-                <w:i w:val="0"/>
-                <w:sz w:val="14"/>
-              </w:rPr>
-              <w:t>0.80</w:t>
-            </w:r>
-          </w:p>
-        </w:tc>
-        <w:tc>
-          <w:tcPr>
-            <w:tcW w:type="dxa" w:w="1065"/>
-          </w:tcPr>
-          <w:p>
-            <w:pPr>
-              <w:ind w:firstLine="0"/>
-              <w:jc w:val="left"/>
-            </w:pPr>
-            <w:r/>
-            <w:r>
-              <w:rPr>
-                <w:b w:val="0"/>
-                <w:i w:val="0"/>
-                <w:sz w:val="14"/>
-              </w:rPr>
-              <w:t>0.84</w:t>
+            <w:tcW w:type="dxa" w:w="9010"/>
+          </w:tcPr>
+          <w:p>
+            <w:pPr>
+              <w:ind w:firstLine="0"/>
+              <w:jc w:val="left"/>
+            </w:pPr>
+            <w:r/>
+            <w:r>
+              <w:rPr>
+                <w:b w:val="0"/>
+                <w:i w:val="0"/>
+                <w:sz w:val="14"/>
+              </w:rPr>
+              <w:t>5q loss [1-2] &gt; -Y [1-5] &gt; 1q gain [1-5] &gt; 20q- [2-5] &gt; 7q- [3-8] &gt; -7 [5-8] &gt; 17p loss [5-8] &gt; 18 loss [5-9] &gt; +8 [9-11] &gt; 13q loss [8-11] &gt; 12p loss [9-11] &gt; +21 [11-12]</w:t>
             </w:r>
           </w:p>
         </w:tc>
@@ -5517,7 +4746,7 @@
       <w:tr>
         <w:tc>
           <w:tcPr>
-            <w:tcW w:type="dxa" w:w="1065"/>
+            <w:tcW w:type="dxa" w:w="1430"/>
           </w:tcPr>
           <w:p>
             <w:pPr>
@@ -5537,201 +4766,21 @@
         </w:tc>
         <w:tc>
           <w:tcPr>
-            <w:tcW w:type="dxa" w:w="959"/>
-          </w:tcPr>
-          <w:p>
-            <w:pPr>
-              <w:ind w:firstLine="0"/>
-              <w:jc w:val="left"/>
-            </w:pPr>
-            <w:r/>
-            <w:r>
-              <w:rPr>
-                <w:b w:val="0"/>
-                <w:i w:val="0"/>
-                <w:sz w:val="14"/>
-              </w:rPr>
-              <w:t>9</w:t>
-            </w:r>
-          </w:p>
-        </w:tc>
-        <w:tc>
-          <w:tcPr>
-            <w:tcW w:type="dxa" w:w="746"/>
-          </w:tcPr>
-          <w:p>
-            <w:pPr>
-              <w:ind w:firstLine="0"/>
-              <w:jc w:val="left"/>
-            </w:pPr>
-            <w:r/>
-            <w:r>
-              <w:rPr>
-                <w:b w:val="0"/>
-                <w:i w:val="0"/>
-                <w:sz w:val="14"/>
-              </w:rPr>
-              <w:t>1.00</w:t>
-            </w:r>
-          </w:p>
-        </w:tc>
-        <w:tc>
-          <w:tcPr>
-            <w:tcW w:type="dxa" w:w="959"/>
-          </w:tcPr>
-          <w:p>
-            <w:pPr>
-              <w:ind w:firstLine="0"/>
-              <w:jc w:val="left"/>
-            </w:pPr>
-            <w:r/>
-            <w:r>
-              <w:rPr>
-                <w:b w:val="0"/>
-                <w:i w:val="0"/>
-                <w:sz w:val="14"/>
-              </w:rPr>
-              <w:t>-2.622</w:t>
-            </w:r>
-          </w:p>
-        </w:tc>
-        <w:tc>
-          <w:tcPr>
-            <w:tcW w:type="dxa" w:w="959"/>
-          </w:tcPr>
-          <w:p>
-            <w:pPr>
-              <w:ind w:firstLine="0"/>
-              <w:jc w:val="left"/>
-            </w:pPr>
-            <w:r/>
-            <w:r>
-              <w:rPr>
-                <w:b w:val="0"/>
-                <w:i w:val="0"/>
-                <w:sz w:val="14"/>
-              </w:rPr>
-              <w:t>-3.033</w:t>
-            </w:r>
-          </w:p>
-        </w:tc>
-        <w:tc>
-          <w:tcPr>
-            <w:tcW w:type="dxa" w:w="852"/>
-          </w:tcPr>
-          <w:p>
-            <w:pPr>
-              <w:ind w:firstLine="0"/>
-              <w:jc w:val="left"/>
-            </w:pPr>
-            <w:r/>
-            <w:r>
-              <w:rPr>
-                <w:b w:val="0"/>
-                <w:i w:val="0"/>
-                <w:sz w:val="14"/>
-              </w:rPr>
-              <w:t>42</w:t>
-            </w:r>
-          </w:p>
-        </w:tc>
-        <w:tc>
-          <w:tcPr>
-            <w:tcW w:type="dxa" w:w="959"/>
-          </w:tcPr>
-          <w:p>
-            <w:pPr>
-              <w:ind w:firstLine="0"/>
-              <w:jc w:val="left"/>
-            </w:pPr>
-            <w:r/>
-            <w:r>
-              <w:rPr>
-                <w:b w:val="0"/>
-                <w:i w:val="0"/>
-                <w:sz w:val="14"/>
-              </w:rPr>
-              <w:t>42</w:t>
-            </w:r>
-          </w:p>
-        </w:tc>
-        <w:tc>
-          <w:tcPr>
-            <w:tcW w:type="dxa" w:w="852"/>
-          </w:tcPr>
-          <w:p>
-            <w:pPr>
-              <w:ind w:firstLine="0"/>
-              <w:jc w:val="left"/>
-            </w:pPr>
-            <w:r/>
-            <w:r>
-              <w:rPr>
-                <w:b w:val="0"/>
-                <w:i w:val="0"/>
-                <w:sz w:val="14"/>
-              </w:rPr>
-              <w:t>1.00</w:t>
-            </w:r>
-          </w:p>
-        </w:tc>
-        <w:tc>
-          <w:tcPr>
-            <w:tcW w:type="dxa" w:w="1278"/>
-          </w:tcPr>
-          <w:p>
-            <w:pPr>
-              <w:ind w:firstLine="0"/>
-              <w:jc w:val="left"/>
-            </w:pPr>
-            <w:r/>
-            <w:r>
-              <w:rPr>
-                <w:b w:val="0"/>
-                <w:i w:val="0"/>
-                <w:sz w:val="14"/>
-              </w:rPr>
-              <w:t>0.72/0.64</w:t>
-            </w:r>
-          </w:p>
-        </w:tc>
-        <w:tc>
-          <w:tcPr>
-            <w:tcW w:type="dxa" w:w="746"/>
-          </w:tcPr>
-          <w:p>
-            <w:pPr>
-              <w:ind w:firstLine="0"/>
-              <w:jc w:val="left"/>
-            </w:pPr>
-            <w:r/>
-            <w:r>
-              <w:rPr>
-                <w:b w:val="0"/>
-                <w:i w:val="0"/>
-                <w:sz w:val="14"/>
-              </w:rPr>
-              <w:t>0.95</w:t>
-            </w:r>
-          </w:p>
-        </w:tc>
-        <w:tc>
-          <w:tcPr>
-            <w:tcW w:type="dxa" w:w="1065"/>
-          </w:tcPr>
-          <w:p>
-            <w:pPr>
-              <w:ind w:firstLine="0"/>
-              <w:jc w:val="left"/>
-            </w:pPr>
-            <w:r/>
-            <w:r>
-              <w:rPr>
-                <w:b w:val="0"/>
-                <w:i w:val="0"/>
-                <w:sz w:val="14"/>
-              </w:rPr>
-              <w:t>0.88</w:t>
+            <w:tcW w:type="dxa" w:w="9010"/>
+          </w:tcPr>
+          <w:p>
+            <w:pPr>
+              <w:ind w:firstLine="0"/>
+              <w:jc w:val="left"/>
+            </w:pPr>
+            <w:r/>
+            <w:r>
+              <w:rPr>
+                <w:b w:val="0"/>
+                <w:i w:val="0"/>
+                <w:sz w:val="14"/>
+              </w:rPr>
+              <w:t>t(9;22) [1-3] &gt; -Y [1-3] &gt; 3q26 [1-3] &gt; i(17q) [4-5] &gt; 17p loss [4-5] &gt; extra Ph [6-8] &gt; +8 [6-8] &gt; +21 [6-9] &gt; +19 [8-9]</w:t>
             </w:r>
           </w:p>
         </w:tc>
@@ -5739,7 +4788,7 @@
       <w:tr>
         <w:tc>
           <w:tcPr>
-            <w:tcW w:type="dxa" w:w="1065"/>
+            <w:tcW w:type="dxa" w:w="1430"/>
           </w:tcPr>
           <w:p>
             <w:pPr>
@@ -5759,201 +4808,21 @@
         </w:tc>
         <w:tc>
           <w:tcPr>
-            <w:tcW w:type="dxa" w:w="959"/>
-          </w:tcPr>
-          <w:p>
-            <w:pPr>
-              <w:ind w:firstLine="0"/>
-              <w:jc w:val="left"/>
-            </w:pPr>
-            <w:r/>
-            <w:r>
-              <w:rPr>
-                <w:b w:val="0"/>
-                <w:i w:val="0"/>
-                <w:sz w:val="14"/>
-              </w:rPr>
-              <w:t>18</w:t>
-            </w:r>
-          </w:p>
-        </w:tc>
-        <w:tc>
-          <w:tcPr>
-            <w:tcW w:type="dxa" w:w="746"/>
-          </w:tcPr>
-          <w:p>
-            <w:pPr>
-              <w:ind w:firstLine="0"/>
-              <w:jc w:val="left"/>
-            </w:pPr>
-            <w:r/>
-            <w:r>
-              <w:rPr>
-                <w:b w:val="0"/>
-                <w:i w:val="0"/>
-                <w:sz w:val="14"/>
-              </w:rPr>
-              <w:t>0.30</w:t>
-            </w:r>
-          </w:p>
-        </w:tc>
-        <w:tc>
-          <w:tcPr>
-            <w:tcW w:type="dxa" w:w="959"/>
-          </w:tcPr>
-          <w:p>
-            <w:pPr>
-              <w:ind w:firstLine="0"/>
-              <w:jc w:val="left"/>
-            </w:pPr>
-            <w:r/>
-            <w:r>
-              <w:rPr>
-                <w:b w:val="0"/>
-                <w:i w:val="0"/>
-                <w:sz w:val="14"/>
-              </w:rPr>
-              <w:t>-4.271</w:t>
-            </w:r>
-          </w:p>
-        </w:tc>
-        <w:tc>
-          <w:tcPr>
-            <w:tcW w:type="dxa" w:w="959"/>
-          </w:tcPr>
-          <w:p>
-            <w:pPr>
-              <w:ind w:firstLine="0"/>
-              <w:jc w:val="left"/>
-            </w:pPr>
-            <w:r/>
-            <w:r>
-              <w:rPr>
-                <w:b w:val="0"/>
-                <w:i w:val="0"/>
-                <w:sz w:val="14"/>
-              </w:rPr>
-              <w:t>-5.744</w:t>
-            </w:r>
-          </w:p>
-        </w:tc>
-        <w:tc>
-          <w:tcPr>
-            <w:tcW w:type="dxa" w:w="852"/>
-          </w:tcPr>
-          <w:p>
-            <w:pPr>
-              <w:ind w:firstLine="0"/>
-              <w:jc w:val="left"/>
-            </w:pPr>
-            <w:r/>
-            <w:r>
-              <w:rPr>
-                <w:b w:val="0"/>
-                <w:i w:val="0"/>
-                <w:sz w:val="14"/>
-              </w:rPr>
-              <w:t>234</w:t>
-            </w:r>
-          </w:p>
-        </w:tc>
-        <w:tc>
-          <w:tcPr>
-            <w:tcW w:type="dxa" w:w="959"/>
-          </w:tcPr>
-          <w:p>
-            <w:pPr>
-              <w:ind w:firstLine="0"/>
-              <w:jc w:val="left"/>
-            </w:pPr>
-            <w:r/>
-            <w:r>
-              <w:rPr>
-                <w:b w:val="0"/>
-                <w:i w:val="0"/>
-                <w:sz w:val="14"/>
-              </w:rPr>
-              <w:t>229</w:t>
-            </w:r>
-          </w:p>
-        </w:tc>
-        <w:tc>
-          <w:tcPr>
-            <w:tcW w:type="dxa" w:w="852"/>
-          </w:tcPr>
-          <w:p>
-            <w:pPr>
-              <w:ind w:firstLine="0"/>
-              <w:jc w:val="left"/>
-            </w:pPr>
-            <w:r/>
-            <w:r>
-              <w:rPr>
-                <w:b w:val="0"/>
-                <w:i w:val="0"/>
-                <w:sz w:val="14"/>
-              </w:rPr>
-              <w:t>0.98</w:t>
-            </w:r>
-          </w:p>
-        </w:tc>
-        <w:tc>
-          <w:tcPr>
-            <w:tcW w:type="dxa" w:w="1278"/>
-          </w:tcPr>
-          <w:p>
-            <w:pPr>
-              <w:ind w:firstLine="0"/>
-              <w:jc w:val="left"/>
-            </w:pPr>
-            <w:r/>
-            <w:r>
-              <w:rPr>
-                <w:b w:val="0"/>
-                <w:i w:val="0"/>
-                <w:sz w:val="14"/>
-              </w:rPr>
-              <w:t>0.88/0.88</w:t>
-            </w:r>
-          </w:p>
-        </w:tc>
-        <w:tc>
-          <w:tcPr>
-            <w:tcW w:type="dxa" w:w="746"/>
-          </w:tcPr>
-          <w:p>
-            <w:pPr>
-              <w:ind w:firstLine="0"/>
-              <w:jc w:val="left"/>
-            </w:pPr>
-            <w:r/>
-            <w:r>
-              <w:rPr>
-                <w:b w:val="0"/>
-                <w:i w:val="0"/>
-                <w:sz w:val="14"/>
-              </w:rPr>
-              <w:t>0.84</w:t>
-            </w:r>
-          </w:p>
-        </w:tc>
-        <w:tc>
-          <w:tcPr>
-            <w:tcW w:type="dxa" w:w="1065"/>
-          </w:tcPr>
-          <w:p>
-            <w:pPr>
-              <w:ind w:firstLine="0"/>
-              <w:jc w:val="left"/>
-            </w:pPr>
-            <w:r/>
-            <w:r>
-              <w:rPr>
-                <w:b w:val="0"/>
-                <w:i w:val="0"/>
-                <w:sz w:val="14"/>
-              </w:rPr>
-              <w:t>0.95</w:t>
+            <w:tcW w:type="dxa" w:w="9010"/>
+          </w:tcPr>
+          <w:p>
+            <w:pPr>
+              <w:ind w:firstLine="0"/>
+              <w:jc w:val="left"/>
+            </w:pPr>
+            <w:r/>
+            <w:r>
+              <w:rPr>
+                <w:b w:val="0"/>
+                <w:i w:val="0"/>
+                <w:sz w:val="14"/>
+              </w:rPr>
+              <w:t>t(9;22) [1-2] &gt; KMT2A [1-2] &gt; 12p loss [3-8] &gt; +21 [3-6] &gt; +6 [3-9] &gt; t(1;19) [3-13] &gt; +X [5-12] &gt; -7 [4-14] &gt; +18 [6-14] &gt; +4 [6-15] &gt; +14 [7-15] &gt; 17p loss [7-15] &gt; 9p loss [7-16] &gt; 13q loss [8-16] &gt; +10 [10-16] &gt; +17 [9-16] &gt; 6q- [16-18] &gt; 1q gain [17-18]</w:t>
             </w:r>
           </w:p>
         </w:tc>
@@ -5961,7 +4830,7 @@
       <w:tr>
         <w:tc>
           <w:tcPr>
-            <w:tcW w:type="dxa" w:w="1065"/>
+            <w:tcW w:type="dxa" w:w="1430"/>
           </w:tcPr>
           <w:p>
             <w:pPr>
@@ -5981,7 +4850,1580 @@
         </w:tc>
         <w:tc>
           <w:tcPr>
-            <w:tcW w:type="dxa" w:w="959"/>
+            <w:tcW w:type="dxa" w:w="9010"/>
+          </w:tcPr>
+          <w:p>
+            <w:pPr>
+              <w:ind w:firstLine="0"/>
+              <w:jc w:val="left"/>
+            </w:pPr>
+            <w:r/>
+            <w:r>
+              <w:rPr>
+                <w:b w:val="0"/>
+                <w:i w:val="0"/>
+                <w:sz w:val="14"/>
+              </w:rPr>
+              <w:t>+12 [1-1] &gt; 13q loss [2-4] &gt; 17p loss [2-5] &gt; 6q- [2-5] &gt; 11q- [3-5]</w:t>
+            </w:r>
+          </w:p>
+        </w:tc>
+      </w:tr>
+    </w:tbl>
+    <w:p>
+      <w:pPr>
+        <w:spacing w:after="80"/>
+        <w:ind w:firstLine="0"/>
+        <w:jc w:val="both"/>
+      </w:pPr>
+    </w:p>
+    <w:p>
+      <w:pPr>
+        <w:sectPr>
+          <w:type w:val="continuous"/>
+          <w:pgSz w:w="12240" w:h="15840"/>
+          <w:pgMar w:top="1080" w:right="900" w:bottom="1440" w:left="900" w:header="720" w:footer="720" w:gutter="0"/>
+          <w:cols w:space="360" w:num="1"/>
+          <w:docGrid w:linePitch="360"/>
+        </w:sectPr>
+      </w:pPr>
+    </w:p>
+    <w:p>
+      <w:pPr>
+        <w:sectPr>
+          <w:type w:val="continuous"/>
+          <w:pgSz w:w="12240" w:h="15840"/>
+          <w:pgMar w:top="1080" w:right="900" w:bottom="1440" w:left="900" w:header="720" w:footer="720" w:gutter="0"/>
+          <w:cols w:space="360" w:num="2"/>
+          <w:docGrid w:linePitch="360"/>
+        </w:sectPr>
+      </w:pPr>
+    </w:p>
+    <w:p>
+      <w:pPr>
+        <w:ind w:firstLine="0"/>
+        <w:jc w:val="center"/>
+      </w:pPr>
+      <w:r>
+        <w:drawing>
+          <wp:inline xmlns:a="http://schemas.openxmlformats.org/drawingml/2006/main" xmlns:pic="http://schemas.openxmlformats.org/drawingml/2006/picture">
+            <wp:extent cx="5943600" cy="1763274"/>
+            <wp:docPr id="1" name="Picture 1"/>
+            <wp:cNvGraphicFramePr>
+              <a:graphicFrameLocks noChangeAspect="1"/>
+            </wp:cNvGraphicFramePr>
+            <a:graphic>
+              <a:graphicData uri="http://schemas.openxmlformats.org/drawingml/2006/picture">
+                <pic:pic>
+                  <pic:nvPicPr>
+                    <pic:cNvPr id="0" name="clone_timing.png"/>
+                    <pic:cNvPicPr/>
+                  </pic:nvPicPr>
+                  <pic:blipFill>
+                    <a:blip r:embed="rId9"/>
+                    <a:stretch>
+                      <a:fillRect/>
+                    </a:stretch>
+                  </pic:blipFill>
+                  <pic:spPr>
+                    <a:xfrm>
+                      <a:off x="0" y="0"/>
+                      <a:ext cx="5943600" cy="1763274"/>
+                    </a:xfrm>
+                    <a:prstGeom prst="rect"/>
+                  </pic:spPr>
+                </pic:pic>
+              </a:graphicData>
+            </a:graphic>
+          </wp:inline>
+        </w:drawing>
+      </w:r>
+    </w:p>
+    <w:p>
+      <w:pPr>
+        <w:spacing w:after="120"/>
+        <w:ind w:firstLine="0"/>
+        <w:jc w:val="both"/>
+      </w:pPr>
+      <w:r>
+        <w:rPr>
+          <w:b w:val="0"/>
+          <w:i w:val="0"/>
+          <w:sz w:val="16"/>
+        </w:rPr>
+        <w:t>Fig. 1. Event timing from within-patient clone orders: Bradley-Terry earliness with 90% case-bootstrap intervals (orange; higher = earlier), and the MHN's mean probability that each event comes before the others (blue).</w:t>
+      </w:r>
+    </w:p>
+    <w:p>
+      <w:pPr>
+        <w:sectPr>
+          <w:type w:val="continuous"/>
+          <w:pgSz w:w="12240" w:h="15840"/>
+          <w:pgMar w:top="1080" w:right="900" w:bottom="1440" w:left="900" w:header="720" w:footer="720" w:gutter="0"/>
+          <w:cols w:space="360" w:num="1"/>
+          <w:docGrid w:linePitch="360"/>
+        </w:sectPr>
+      </w:pPr>
+    </w:p>
+    <w:p>
+      <w:pPr>
+        <w:sectPr>
+          <w:type w:val="continuous"/>
+          <w:pgSz w:w="12240" w:h="15840"/>
+          <w:pgMar w:top="1080" w:right="900" w:bottom="1440" w:left="900" w:header="720" w:footer="720" w:gutter="0"/>
+          <w:cols w:space="360" w:num="2"/>
+          <w:docGrid w:linePitch="360"/>
+        </w:sectPr>
+      </w:pPr>
+    </w:p>
+    <w:p>
+      <w:pPr>
+        <w:ind w:firstLine="0"/>
+        <w:jc w:val="center"/>
+      </w:pPr>
+      <w:r>
+        <w:drawing>
+          <wp:inline xmlns:a="http://schemas.openxmlformats.org/drawingml/2006/main" xmlns:pic="http://schemas.openxmlformats.org/drawingml/2006/picture">
+            <wp:extent cx="5943600" cy="5266853"/>
+            <wp:docPr id="2" name="Picture 2"/>
+            <wp:cNvGraphicFramePr>
+              <a:graphicFrameLocks noChangeAspect="1"/>
+            </wp:cNvGraphicFramePr>
+            <a:graphic>
+              <a:graphicData uri="http://schemas.openxmlformats.org/drawingml/2006/picture">
+                <pic:pic>
+                  <pic:nvPicPr>
+                    <pic:cNvPr id="0" name="AML.png"/>
+                    <pic:cNvPicPr/>
+                  </pic:nvPicPr>
+                  <pic:blipFill>
+                    <a:blip r:embed="rId10"/>
+                    <a:stretch>
+                      <a:fillRect/>
+                    </a:stretch>
+                  </pic:blipFill>
+                  <pic:spPr>
+                    <a:xfrm>
+                      <a:off x="0" y="0"/>
+                      <a:ext cx="5943600" cy="5266853"/>
+                    </a:xfrm>
+                    <a:prstGeom prst="rect"/>
+                  </pic:spPr>
+                </pic:pic>
+              </a:graphicData>
+            </a:graphic>
+          </wp:inline>
+        </w:drawing>
+      </w:r>
+    </w:p>
+    <w:p>
+      <w:pPr>
+        <w:spacing w:after="120"/>
+        <w:ind w:firstLine="0"/>
+        <w:jc w:val="both"/>
+      </w:pPr>
+      <w:r>
+        <w:rPr>
+          <w:b w:val="0"/>
+          <w:i w:val="0"/>
+          <w:sz w:val="16"/>
+        </w:rPr>
+        <w:t>Fig. 2. AML. (a) MHN log θ (row: affected event, column: acting event); dots mark stable edges. (b) Strongest stable promotions; edge labels give bootstrap sign stability. (c) Co-occurrence baseline, log odds ratio; * significant. (d) For the pairs with the most clone evidence, the MHN's P(a before b) with its bootstrap 10-90% interval (blue) against the share of clone pairs ordered a→b (orange).</w:t>
+      </w:r>
+    </w:p>
+    <w:p>
+      <w:pPr>
+        <w:sectPr>
+          <w:type w:val="continuous"/>
+          <w:pgSz w:w="12240" w:h="15840"/>
+          <w:pgMar w:top="1080" w:right="900" w:bottom="1440" w:left="900" w:header="720" w:footer="720" w:gutter="0"/>
+          <w:cols w:space="360" w:num="1"/>
+          <w:docGrid w:linePitch="360"/>
+        </w:sectPr>
+      </w:pPr>
+    </w:p>
+    <w:p>
+      <w:pPr>
+        <w:sectPr>
+          <w:type w:val="continuous"/>
+          <w:pgSz w:w="12240" w:h="15840"/>
+          <w:pgMar w:top="1080" w:right="900" w:bottom="1440" w:left="900" w:header="720" w:footer="720" w:gutter="0"/>
+          <w:cols w:space="360" w:num="2"/>
+          <w:docGrid w:linePitch="360"/>
+        </w:sectPr>
+      </w:pPr>
+    </w:p>
+    <w:p>
+      <w:pPr>
+        <w:ind w:firstLine="0"/>
+        <w:jc w:val="center"/>
+      </w:pPr>
+      <w:r>
+        <w:drawing>
+          <wp:inline xmlns:a="http://schemas.openxmlformats.org/drawingml/2006/main" xmlns:pic="http://schemas.openxmlformats.org/drawingml/2006/picture">
+            <wp:extent cx="5943600" cy="5256868"/>
+            <wp:docPr id="3" name="Picture 3"/>
+            <wp:cNvGraphicFramePr>
+              <a:graphicFrameLocks noChangeAspect="1"/>
+            </wp:cNvGraphicFramePr>
+            <a:graphic>
+              <a:graphicData uri="http://schemas.openxmlformats.org/drawingml/2006/picture">
+                <pic:pic>
+                  <pic:nvPicPr>
+                    <pic:cNvPr id="0" name="CML.png"/>
+                    <pic:cNvPicPr/>
+                  </pic:nvPicPr>
+                  <pic:blipFill>
+                    <a:blip r:embed="rId11"/>
+                    <a:stretch>
+                      <a:fillRect/>
+                    </a:stretch>
+                  </pic:blipFill>
+                  <pic:spPr>
+                    <a:xfrm>
+                      <a:off x="0" y="0"/>
+                      <a:ext cx="5943600" cy="5256868"/>
+                    </a:xfrm>
+                    <a:prstGeom prst="rect"/>
+                  </pic:spPr>
+                </pic:pic>
+              </a:graphicData>
+            </a:graphic>
+          </wp:inline>
+        </w:drawing>
+      </w:r>
+    </w:p>
+    <w:p>
+      <w:pPr>
+        <w:spacing w:after="120"/>
+        <w:ind w:firstLine="0"/>
+        <w:jc w:val="both"/>
+      </w:pPr>
+      <w:r>
+        <w:rPr>
+          <w:b w:val="0"/>
+          <w:i w:val="0"/>
+          <w:sz w:val="16"/>
+        </w:rPr>
+        <w:t>Fig. 3. CML, panels as in Fig. 2. Here the MHN's orders and the clone orders agree.</w:t>
+      </w:r>
+    </w:p>
+    <w:p>
+      <w:pPr>
+        <w:sectPr>
+          <w:type w:val="continuous"/>
+          <w:pgSz w:w="12240" w:h="15840"/>
+          <w:pgMar w:top="1080" w:right="900" w:bottom="1440" w:left="900" w:header="720" w:footer="720" w:gutter="0"/>
+          <w:cols w:space="360" w:num="1"/>
+          <w:docGrid w:linePitch="360"/>
+        </w:sectPr>
+      </w:pPr>
+    </w:p>
+    <w:p>
+      <w:pPr>
+        <w:ind w:firstLine="0"/>
+        <w:jc w:val="center"/>
+      </w:pPr>
+      <w:r>
+        <w:drawing>
+          <wp:inline xmlns:a="http://schemas.openxmlformats.org/drawingml/2006/main" xmlns:pic="http://schemas.openxmlformats.org/drawingml/2006/picture">
+            <wp:extent cx="3108960" cy="1156096"/>
+            <wp:docPr id="4" name="Picture 4"/>
+            <wp:cNvGraphicFramePr>
+              <a:graphicFrameLocks noChangeAspect="1"/>
+            </wp:cNvGraphicFramePr>
+            <a:graphic>
+              <a:graphicData uri="http://schemas.openxmlformats.org/drawingml/2006/picture">
+                <pic:pic>
+                  <pic:nvPicPr>
+                    <pic:cNvPr id="0" name="overview.png"/>
+                    <pic:cNvPicPr/>
+                  </pic:nvPicPr>
+                  <pic:blipFill>
+                    <a:blip r:embed="rId12"/>
+                    <a:stretch>
+                      <a:fillRect/>
+                    </a:stretch>
+                  </pic:blipFill>
+                  <pic:spPr>
+                    <a:xfrm>
+                      <a:off x="0" y="0"/>
+                      <a:ext cx="3108960" cy="1156096"/>
+                    </a:xfrm>
+                    <a:prstGeom prst="rect"/>
+                  </pic:spPr>
+                </pic:pic>
+              </a:graphicData>
+            </a:graphic>
+          </wp:inline>
+        </w:drawing>
+      </w:r>
+    </w:p>
+    <w:p>
+      <w:pPr>
+        <w:spacing w:after="120"/>
+        <w:ind w:firstLine="0"/>
+        <w:jc w:val="both"/>
+      </w:pPr>
+      <w:r>
+        <w:rPr>
+          <w:b w:val="0"/>
+          <w:i w:val="0"/>
+          <w:sz w:val="16"/>
+        </w:rPr>
+        <w:t>Fig. 4. Held-out log-likelihood gain over independence (MHN on all model events, CBN on ten) and share of stable MHN edges per disease; the dashed line is the 50% stability rule.</w:t>
+      </w:r>
+    </w:p>
+    <w:p>
+      <w:pPr>
+        <w:spacing w:after="40" w:before="80"/>
+        <w:ind w:firstLine="0"/>
+        <w:jc w:val="left"/>
+      </w:pPr>
+      <w:r>
+        <w:rPr>
+          <w:b w:val="0"/>
+          <w:i/>
+          <w:sz w:val="20"/>
+        </w:rPr>
+        <w:t>C. Mutual Hazard Networks</w:t>
+      </w:r>
+    </w:p>
+    <w:p>
+      <w:pPr>
+        <w:spacing w:after="0"/>
+        <w:jc w:val="both"/>
+      </w:pPr>
+      <w:r>
+        <w:rPr>
+          <w:b w:val="0"/>
+          <w:i w:val="0"/>
+        </w:rPr>
+        <w:t>Table V summarises the MHN fits. Held-out log-likelihood beat the independence model in all five diseases, by 0.47 nats per case in AML and 1.48 in ALL, and in every fold (smallest fold gain 0.025, in CLL). The held-out likelihood is flat across the penalty grid near its optimum, so the choice of λ matters little. Between 88% and 100% of edges kept their sign in at least 80% of bootstrap refits, so every disease passes the stability rule. The refits on unselected series (r = 0.80 to 0.96) and on cases published from 2000 (r = 0.82 to 0.96) reproduce the full-data networks, so publication bias and era do not drive them.</w:t>
+      </w:r>
+    </w:p>
+    <w:p>
+      <w:pPr>
+        <w:spacing w:after="0"/>
+        <w:jc w:val="both"/>
+      </w:pPr>
+      <w:r>
+        <w:rPr>
+          <w:b w:val="0"/>
+          <w:i w:val="0"/>
+        </w:rPr>
+        <w:t>Most interactions are negative. This is expected: log θ is measured against the positive association that a shared observation time alone produces, so mild raw co-occurrence still carries a negative log θ. In CLL, for example, every interaction except 11q- on 13q loss is negative, yet the fitted model reproduces every observed pairwise odds ratio. The strongest stable promotions are biologically familiar: t(8;21) on -X and -Y, 5q loss on 17p loss, +22 on +19 and +21 in AML; the extra Ph on +8 and +21 on +19 in CML; +21 on the other trisomies of high hyperdiploidy in ALL [14]; and 18 loss on 17p loss in MDS. Two strong edges are definitional: between 17p loss and i(17q) in CML, where the events are nested, and t(1;19) on 1q gain in ALL, where the unbalanced der(19)t(1;19) carries the gain.</w:t>
+      </w:r>
+    </w:p>
+    <w:p>
+      <w:pPr>
+        <w:spacing w:after="0"/>
+        <w:jc w:val="both"/>
+      </w:pPr>
+      <w:r>
+        <w:rPr>
+          <w:b w:val="0"/>
+          <w:i w:val="0"/>
+        </w:rPr>
+        <w:t>Simulation recovery was adequate in AML, ALL and CLL (mean precision 0.80 or more, recall 0.78 or more over 10 data sets) and failed in MDS and CML: refitted networks recovered only 0.69 (MDS) and 0.74 (CML) of their own edges. By the pre-specified rule this failure is the finding for those two diseases: at their sample sizes the MHN's individual edges are not identifiable, even though the networks are stable under resampling.</w:t>
+      </w:r>
+    </w:p>
+    <w:p>
+      <w:pPr>
+        <w:sectPr>
+          <w:type w:val="continuous"/>
+          <w:pgSz w:w="12240" w:h="15840"/>
+          <w:pgMar w:top="1080" w:right="900" w:bottom="1440" w:left="900" w:header="720" w:footer="720" w:gutter="0"/>
+          <w:cols w:space="360" w:num="2"/>
+          <w:docGrid w:linePitch="360"/>
+        </w:sectPr>
+      </w:pPr>
+    </w:p>
+    <w:p>
+      <w:pPr>
+        <w:spacing w:after="0" w:before="120"/>
+        <w:ind w:firstLine="0"/>
+        <w:jc w:val="center"/>
+      </w:pPr>
+      <w:r>
+        <w:rPr>
+          <w:b w:val="0"/>
+          <w:i w:val="0"/>
+          <w:sz w:val="16"/>
+        </w:rPr>
+        <w:t>TABLE V</w:t>
+      </w:r>
+    </w:p>
+    <w:p>
+      <w:pPr>
+        <w:spacing w:after="40"/>
+        <w:ind w:firstLine="0"/>
+        <w:jc w:val="center"/>
+      </w:pPr>
+      <w:r>
+        <w:rPr>
+          <w:b w:val="0"/>
+          <w:i w:val="0"/>
+          <w:sz w:val="16"/>
+        </w:rPr>
+        <w:t>MHN fits and validation. Held-out values are mean log-likelihood per case ± SD across 5 folds. Stable: sign kept in ≥ 80% of 100 bootstrap refits. Sim P/R: simulation-recovery precision and recall. U and 2000+: correlation of off-diagonal log θ between the full fit and the refits on unselected series and on cases published from 2000.</w:t>
+      </w:r>
+    </w:p>
+    <w:tbl>
+      <w:tblPr>
+        <w:tblStyle w:val="TableGrid"/>
+        <w:tblW w:type="dxa" w:w="10440"/>
+        <w:tblLayout w:type="fixed"/>
+        <w:tblLook w:firstColumn="1" w:firstRow="1" w:lastColumn="0" w:lastRow="0" w:noHBand="0" w:noVBand="1" w:val="04A0"/>
+        <w:tblLayout w:type="fixed"/>
+      </w:tblPr>
+      <w:tblGrid>
+        <w:gridCol w:w="915"/>
+        <w:gridCol w:w="824"/>
+        <w:gridCol w:w="641"/>
+        <w:gridCol w:w="1556"/>
+        <w:gridCol w:w="1556"/>
+        <w:gridCol w:w="732"/>
+        <w:gridCol w:w="824"/>
+        <w:gridCol w:w="732"/>
+        <w:gridCol w:w="1098"/>
+        <w:gridCol w:w="641"/>
+        <w:gridCol w:w="915"/>
+      </w:tblGrid>
+      <w:tr>
+        <w:tc>
+          <w:tcPr>
+            <w:tcW w:type="dxa" w:w="916"/>
+          </w:tcPr>
+          <w:p>
+            <w:pPr>
+              <w:ind w:firstLine="0"/>
+              <w:jc w:val="left"/>
+            </w:pPr>
+            <w:r/>
+            <w:r>
+              <w:rPr>
+                <w:b/>
+                <w:i w:val="0"/>
+                <w:sz w:val="14"/>
+              </w:rPr>
+              <w:t>Disease</w:t>
+            </w:r>
+          </w:p>
+        </w:tc>
+        <w:tc>
+          <w:tcPr>
+            <w:tcW w:type="dxa" w:w="824"/>
+          </w:tcPr>
+          <w:p>
+            <w:pPr>
+              <w:ind w:firstLine="0"/>
+              <w:jc w:val="left"/>
+            </w:pPr>
+            <w:r/>
+            <w:r>
+              <w:rPr>
+                <w:b/>
+                <w:i w:val="0"/>
+                <w:sz w:val="14"/>
+              </w:rPr>
+              <w:t>Events</w:t>
+            </w:r>
+          </w:p>
+        </w:tc>
+        <w:tc>
+          <w:tcPr>
+            <w:tcW w:type="dxa" w:w="641"/>
+          </w:tcPr>
+          <w:p>
+            <w:pPr>
+              <w:ind w:firstLine="0"/>
+              <w:jc w:val="left"/>
+            </w:pPr>
+            <w:r/>
+            <w:r>
+              <w:rPr>
+                <w:b/>
+                <w:i w:val="0"/>
+                <w:sz w:val="14"/>
+              </w:rPr>
+              <w:t>c</w:t>
+            </w:r>
+          </w:p>
+        </w:tc>
+        <w:tc>
+          <w:tcPr>
+            <w:tcW w:type="dxa" w:w="1557"/>
+          </w:tcPr>
+          <w:p>
+            <w:pPr>
+              <w:ind w:firstLine="0"/>
+              <w:jc w:val="left"/>
+            </w:pPr>
+            <w:r/>
+            <w:r>
+              <w:rPr>
+                <w:b/>
+                <w:i w:val="0"/>
+                <w:sz w:val="14"/>
+              </w:rPr>
+              <w:t>MHN</w:t>
+            </w:r>
+          </w:p>
+        </w:tc>
+        <w:tc>
+          <w:tcPr>
+            <w:tcW w:type="dxa" w:w="1557"/>
+          </w:tcPr>
+          <w:p>
+            <w:pPr>
+              <w:ind w:firstLine="0"/>
+              <w:jc w:val="left"/>
+            </w:pPr>
+            <w:r/>
+            <w:r>
+              <w:rPr>
+                <w:b/>
+                <w:i w:val="0"/>
+                <w:sz w:val="14"/>
+              </w:rPr>
+              <w:t>Indep.</w:t>
+            </w:r>
+          </w:p>
+        </w:tc>
+        <w:tc>
+          <w:tcPr>
+            <w:tcW w:type="dxa" w:w="733"/>
+          </w:tcPr>
+          <w:p>
+            <w:pPr>
+              <w:ind w:firstLine="0"/>
+              <w:jc w:val="left"/>
+            </w:pPr>
+            <w:r/>
+            <w:r>
+              <w:rPr>
+                <w:b/>
+                <w:i w:val="0"/>
+                <w:sz w:val="14"/>
+              </w:rPr>
+              <w:t>Edges</w:t>
+            </w:r>
+          </w:p>
+        </w:tc>
+        <w:tc>
+          <w:tcPr>
+            <w:tcW w:type="dxa" w:w="824"/>
+          </w:tcPr>
+          <w:p>
+            <w:pPr>
+              <w:ind w:firstLine="0"/>
+              <w:jc w:val="left"/>
+            </w:pPr>
+            <w:r/>
+            <w:r>
+              <w:rPr>
+                <w:b/>
+                <w:i w:val="0"/>
+                <w:sz w:val="14"/>
+              </w:rPr>
+              <w:t>Stable</w:t>
+            </w:r>
+          </w:p>
+        </w:tc>
+        <w:tc>
+          <w:tcPr>
+            <w:tcW w:type="dxa" w:w="733"/>
+          </w:tcPr>
+          <w:p>
+            <w:pPr>
+              <w:ind w:firstLine="0"/>
+              <w:jc w:val="left"/>
+            </w:pPr>
+            <w:r/>
+            <w:r>
+              <w:rPr>
+                <w:b/>
+                <w:i w:val="0"/>
+                <w:sz w:val="14"/>
+              </w:rPr>
+              <w:t>Share</w:t>
+            </w:r>
+          </w:p>
+        </w:tc>
+        <w:tc>
+          <w:tcPr>
+            <w:tcW w:type="dxa" w:w="1099"/>
+          </w:tcPr>
+          <w:p>
+            <w:pPr>
+              <w:ind w:firstLine="0"/>
+              <w:jc w:val="left"/>
+            </w:pPr>
+            <w:r/>
+            <w:r>
+              <w:rPr>
+                <w:b/>
+                <w:i w:val="0"/>
+                <w:sz w:val="14"/>
+              </w:rPr>
+              <w:t>Sim P/R</w:t>
+            </w:r>
+          </w:p>
+        </w:tc>
+        <w:tc>
+          <w:tcPr>
+            <w:tcW w:type="dxa" w:w="641"/>
+          </w:tcPr>
+          <w:p>
+            <w:pPr>
+              <w:ind w:firstLine="0"/>
+              <w:jc w:val="left"/>
+            </w:pPr>
+            <w:r/>
+            <w:r>
+              <w:rPr>
+                <w:b/>
+                <w:i w:val="0"/>
+                <w:sz w:val="14"/>
+              </w:rPr>
+              <w:t>U r</w:t>
+            </w:r>
+          </w:p>
+        </w:tc>
+        <w:tc>
+          <w:tcPr>
+            <w:tcW w:type="dxa" w:w="916"/>
+          </w:tcPr>
+          <w:p>
+            <w:pPr>
+              <w:ind w:firstLine="0"/>
+              <w:jc w:val="left"/>
+            </w:pPr>
+            <w:r/>
+            <w:r>
+              <w:rPr>
+                <w:b/>
+                <w:i w:val="0"/>
+                <w:sz w:val="14"/>
+              </w:rPr>
+              <w:t>2000+ r</w:t>
+            </w:r>
+          </w:p>
+        </w:tc>
+      </w:tr>
+      <w:tr>
+        <w:tc>
+          <w:tcPr>
+            <w:tcW w:type="dxa" w:w="916"/>
+          </w:tcPr>
+          <w:p>
+            <w:pPr>
+              <w:ind w:firstLine="0"/>
+              <w:jc w:val="left"/>
+            </w:pPr>
+            <w:r/>
+            <w:r>
+              <w:rPr>
+                <w:b w:val="0"/>
+                <w:i w:val="0"/>
+                <w:sz w:val="14"/>
+              </w:rPr>
+              <w:t>AML</w:t>
+            </w:r>
+          </w:p>
+        </w:tc>
+        <w:tc>
+          <w:tcPr>
+            <w:tcW w:type="dxa" w:w="824"/>
+          </w:tcPr>
+          <w:p>
+            <w:pPr>
+              <w:ind w:firstLine="0"/>
+              <w:jc w:val="left"/>
+            </w:pPr>
+            <w:r/>
+            <w:r>
+              <w:rPr>
+                <w:b w:val="0"/>
+                <w:i w:val="0"/>
+                <w:sz w:val="14"/>
+              </w:rPr>
+              <w:t>19</w:t>
+            </w:r>
+          </w:p>
+        </w:tc>
+        <w:tc>
+          <w:tcPr>
+            <w:tcW w:type="dxa" w:w="641"/>
+          </w:tcPr>
+          <w:p>
+            <w:pPr>
+              <w:ind w:firstLine="0"/>
+              <w:jc w:val="left"/>
+            </w:pPr>
+            <w:r/>
+            <w:r>
+              <w:rPr>
+                <w:b w:val="0"/>
+                <w:i w:val="0"/>
+                <w:sz w:val="14"/>
+              </w:rPr>
+              <w:t>0.03</w:t>
+            </w:r>
+          </w:p>
+        </w:tc>
+        <w:tc>
+          <w:tcPr>
+            <w:tcW w:type="dxa" w:w="1557"/>
+          </w:tcPr>
+          <w:p>
+            <w:pPr>
+              <w:ind w:firstLine="0"/>
+              <w:jc w:val="left"/>
+            </w:pPr>
+            <w:r/>
+            <w:r>
+              <w:rPr>
+                <w:b w:val="0"/>
+                <w:i w:val="0"/>
+                <w:sz w:val="14"/>
+              </w:rPr>
+              <w:t>-4.208 ± 0.035</w:t>
+            </w:r>
+          </w:p>
+        </w:tc>
+        <w:tc>
+          <w:tcPr>
+            <w:tcW w:type="dxa" w:w="1557"/>
+          </w:tcPr>
+          <w:p>
+            <w:pPr>
+              <w:ind w:firstLine="0"/>
+              <w:jc w:val="left"/>
+            </w:pPr>
+            <w:r/>
+            <w:r>
+              <w:rPr>
+                <w:b w:val="0"/>
+                <w:i w:val="0"/>
+                <w:sz w:val="14"/>
+              </w:rPr>
+              <w:t>-4.682 ± 0.038</w:t>
+            </w:r>
+          </w:p>
+        </w:tc>
+        <w:tc>
+          <w:tcPr>
+            <w:tcW w:type="dxa" w:w="733"/>
+          </w:tcPr>
+          <w:p>
+            <w:pPr>
+              <w:ind w:firstLine="0"/>
+              <w:jc w:val="left"/>
+            </w:pPr>
+            <w:r/>
+            <w:r>
+              <w:rPr>
+                <w:b w:val="0"/>
+                <w:i w:val="0"/>
+                <w:sz w:val="14"/>
+              </w:rPr>
+              <w:t>270</w:t>
+            </w:r>
+          </w:p>
+        </w:tc>
+        <w:tc>
+          <w:tcPr>
+            <w:tcW w:type="dxa" w:w="824"/>
+          </w:tcPr>
+          <w:p>
+            <w:pPr>
+              <w:ind w:firstLine="0"/>
+              <w:jc w:val="left"/>
+            </w:pPr>
+            <w:r/>
+            <w:r>
+              <w:rPr>
+                <w:b w:val="0"/>
+                <w:i w:val="0"/>
+                <w:sz w:val="14"/>
+              </w:rPr>
+              <w:t>261</w:t>
+            </w:r>
+          </w:p>
+        </w:tc>
+        <w:tc>
+          <w:tcPr>
+            <w:tcW w:type="dxa" w:w="733"/>
+          </w:tcPr>
+          <w:p>
+            <w:pPr>
+              <w:ind w:firstLine="0"/>
+              <w:jc w:val="left"/>
+            </w:pPr>
+            <w:r/>
+            <w:r>
+              <w:rPr>
+                <w:b w:val="0"/>
+                <w:i w:val="0"/>
+                <w:sz w:val="14"/>
+              </w:rPr>
+              <w:t>0.97</w:t>
+            </w:r>
+          </w:p>
+        </w:tc>
+        <w:tc>
+          <w:tcPr>
+            <w:tcW w:type="dxa" w:w="1099"/>
+          </w:tcPr>
+          <w:p>
+            <w:pPr>
+              <w:ind w:firstLine="0"/>
+              <w:jc w:val="left"/>
+            </w:pPr>
+            <w:r/>
+            <w:r>
+              <w:rPr>
+                <w:b w:val="0"/>
+                <w:i w:val="0"/>
+                <w:sz w:val="14"/>
+              </w:rPr>
+              <w:t>0.88/0.87</w:t>
+            </w:r>
+          </w:p>
+        </w:tc>
+        <w:tc>
+          <w:tcPr>
+            <w:tcW w:type="dxa" w:w="641"/>
+          </w:tcPr>
+          <w:p>
+            <w:pPr>
+              <w:ind w:firstLine="0"/>
+              <w:jc w:val="left"/>
+            </w:pPr>
+            <w:r/>
+            <w:r>
+              <w:rPr>
+                <w:b w:val="0"/>
+                <w:i w:val="0"/>
+                <w:sz w:val="14"/>
+              </w:rPr>
+              <w:t>0.86</w:t>
+            </w:r>
+          </w:p>
+        </w:tc>
+        <w:tc>
+          <w:tcPr>
+            <w:tcW w:type="dxa" w:w="916"/>
+          </w:tcPr>
+          <w:p>
+            <w:pPr>
+              <w:ind w:firstLine="0"/>
+              <w:jc w:val="left"/>
+            </w:pPr>
+            <w:r/>
+            <w:r>
+              <w:rPr>
+                <w:b w:val="0"/>
+                <w:i w:val="0"/>
+                <w:sz w:val="14"/>
+              </w:rPr>
+              <w:t>0.92</w:t>
+            </w:r>
+          </w:p>
+        </w:tc>
+      </w:tr>
+      <w:tr>
+        <w:tc>
+          <w:tcPr>
+            <w:tcW w:type="dxa" w:w="916"/>
+          </w:tcPr>
+          <w:p>
+            <w:pPr>
+              <w:ind w:firstLine="0"/>
+              <w:jc w:val="left"/>
+            </w:pPr>
+            <w:r/>
+            <w:r>
+              <w:rPr>
+                <w:b w:val="0"/>
+                <w:i w:val="0"/>
+                <w:sz w:val="14"/>
+              </w:rPr>
+              <w:t>MDS</w:t>
+            </w:r>
+          </w:p>
+        </w:tc>
+        <w:tc>
+          <w:tcPr>
+            <w:tcW w:type="dxa" w:w="824"/>
+          </w:tcPr>
+          <w:p>
+            <w:pPr>
+              <w:ind w:firstLine="0"/>
+              <w:jc w:val="left"/>
+            </w:pPr>
+            <w:r/>
+            <w:r>
+              <w:rPr>
+                <w:b w:val="0"/>
+                <w:i w:val="0"/>
+                <w:sz w:val="14"/>
+              </w:rPr>
+              <w:t>12</w:t>
+            </w:r>
+          </w:p>
+        </w:tc>
+        <w:tc>
+          <w:tcPr>
+            <w:tcW w:type="dxa" w:w="641"/>
+          </w:tcPr>
+          <w:p>
+            <w:pPr>
+              <w:ind w:firstLine="0"/>
+              <w:jc w:val="left"/>
+            </w:pPr>
+            <w:r/>
+            <w:r>
+              <w:rPr>
+                <w:b w:val="0"/>
+                <w:i w:val="0"/>
+                <w:sz w:val="14"/>
+              </w:rPr>
+              <w:t>0.3</w:t>
+            </w:r>
+          </w:p>
+        </w:tc>
+        <w:tc>
+          <w:tcPr>
+            <w:tcW w:type="dxa" w:w="1557"/>
+          </w:tcPr>
+          <w:p>
+            <w:pPr>
+              <w:ind w:firstLine="0"/>
+              <w:jc w:val="left"/>
+            </w:pPr>
+            <w:r/>
+            <w:r>
+              <w:rPr>
+                <w:b w:val="0"/>
+                <w:i w:val="0"/>
+                <w:sz w:val="14"/>
+              </w:rPr>
+              <w:t>-3.716 ± 0.058</w:t>
+            </w:r>
+          </w:p>
+        </w:tc>
+        <w:tc>
+          <w:tcPr>
+            <w:tcW w:type="dxa" w:w="1557"/>
+          </w:tcPr>
+          <w:p>
+            <w:pPr>
+              <w:ind w:firstLine="0"/>
+              <w:jc w:val="left"/>
+            </w:pPr>
+            <w:r/>
+            <w:r>
+              <w:rPr>
+                <w:b w:val="0"/>
+                <w:i w:val="0"/>
+                <w:sz w:val="14"/>
+              </w:rPr>
+              <w:t>-3.905 ± 0.037</w:t>
+            </w:r>
+          </w:p>
+        </w:tc>
+        <w:tc>
+          <w:tcPr>
+            <w:tcW w:type="dxa" w:w="733"/>
+          </w:tcPr>
+          <w:p>
+            <w:pPr>
+              <w:ind w:firstLine="0"/>
+              <w:jc w:val="left"/>
+            </w:pPr>
+            <w:r/>
+            <w:r>
+              <w:rPr>
+                <w:b w:val="0"/>
+                <w:i w:val="0"/>
+                <w:sz w:val="14"/>
+              </w:rPr>
+              <w:t>90</w:t>
+            </w:r>
+          </w:p>
+        </w:tc>
+        <w:tc>
+          <w:tcPr>
+            <w:tcW w:type="dxa" w:w="824"/>
+          </w:tcPr>
+          <w:p>
+            <w:pPr>
+              <w:ind w:firstLine="0"/>
+              <w:jc w:val="left"/>
+            </w:pPr>
+            <w:r/>
+            <w:r>
+              <w:rPr>
+                <w:b w:val="0"/>
+                <w:i w:val="0"/>
+                <w:sz w:val="14"/>
+              </w:rPr>
+              <w:t>79</w:t>
+            </w:r>
+          </w:p>
+        </w:tc>
+        <w:tc>
+          <w:tcPr>
+            <w:tcW w:type="dxa" w:w="733"/>
+          </w:tcPr>
+          <w:p>
+            <w:pPr>
+              <w:ind w:firstLine="0"/>
+              <w:jc w:val="left"/>
+            </w:pPr>
+            <w:r/>
+            <w:r>
+              <w:rPr>
+                <w:b w:val="0"/>
+                <w:i w:val="0"/>
+                <w:sz w:val="14"/>
+              </w:rPr>
+              <w:t>0.88</w:t>
+            </w:r>
+          </w:p>
+        </w:tc>
+        <w:tc>
+          <w:tcPr>
+            <w:tcW w:type="dxa" w:w="1099"/>
+          </w:tcPr>
+          <w:p>
+            <w:pPr>
+              <w:ind w:firstLine="0"/>
+              <w:jc w:val="left"/>
+            </w:pPr>
+            <w:r/>
+            <w:r>
+              <w:rPr>
+                <w:b w:val="0"/>
+                <w:i w:val="0"/>
+                <w:sz w:val="14"/>
+              </w:rPr>
+              <w:t>0.69/0.65</w:t>
+            </w:r>
+          </w:p>
+        </w:tc>
+        <w:tc>
+          <w:tcPr>
+            <w:tcW w:type="dxa" w:w="641"/>
+          </w:tcPr>
+          <w:p>
+            <w:pPr>
+              <w:ind w:firstLine="0"/>
+              <w:jc w:val="left"/>
+            </w:pPr>
+            <w:r/>
+            <w:r>
+              <w:rPr>
+                <w:b w:val="0"/>
+                <w:i w:val="0"/>
+                <w:sz w:val="14"/>
+              </w:rPr>
+              <w:t>0.80</w:t>
+            </w:r>
+          </w:p>
+        </w:tc>
+        <w:tc>
+          <w:tcPr>
+            <w:tcW w:type="dxa" w:w="916"/>
+          </w:tcPr>
+          <w:p>
+            <w:pPr>
+              <w:ind w:firstLine="0"/>
+              <w:jc w:val="left"/>
+            </w:pPr>
+            <w:r/>
+            <w:r>
+              <w:rPr>
+                <w:b w:val="0"/>
+                <w:i w:val="0"/>
+                <w:sz w:val="14"/>
+              </w:rPr>
+              <w:t>0.84</w:t>
+            </w:r>
+          </w:p>
+        </w:tc>
+      </w:tr>
+      <w:tr>
+        <w:tc>
+          <w:tcPr>
+            <w:tcW w:type="dxa" w:w="916"/>
+          </w:tcPr>
+          <w:p>
+            <w:pPr>
+              <w:ind w:firstLine="0"/>
+              <w:jc w:val="left"/>
+            </w:pPr>
+            <w:r/>
+            <w:r>
+              <w:rPr>
+                <w:b w:val="0"/>
+                <w:i w:val="0"/>
+                <w:sz w:val="14"/>
+              </w:rPr>
+              <w:t>CML</w:t>
+            </w:r>
+          </w:p>
+        </w:tc>
+        <w:tc>
+          <w:tcPr>
+            <w:tcW w:type="dxa" w:w="824"/>
+          </w:tcPr>
+          <w:p>
+            <w:pPr>
+              <w:ind w:firstLine="0"/>
+              <w:jc w:val="left"/>
+            </w:pPr>
+            <w:r/>
+            <w:r>
+              <w:rPr>
+                <w:b w:val="0"/>
+                <w:i w:val="0"/>
+                <w:sz w:val="14"/>
+              </w:rPr>
+              <w:t>9</w:t>
+            </w:r>
+          </w:p>
+        </w:tc>
+        <w:tc>
+          <w:tcPr>
+            <w:tcW w:type="dxa" w:w="641"/>
+          </w:tcPr>
+          <w:p>
+            <w:pPr>
+              <w:ind w:firstLine="0"/>
+              <w:jc w:val="left"/>
+            </w:pPr>
+            <w:r/>
+            <w:r>
+              <w:rPr>
+                <w:b w:val="0"/>
+                <w:i w:val="0"/>
+                <w:sz w:val="14"/>
+              </w:rPr>
+              <w:t>0.3</w:t>
+            </w:r>
+          </w:p>
+        </w:tc>
+        <w:tc>
+          <w:tcPr>
+            <w:tcW w:type="dxa" w:w="1557"/>
+          </w:tcPr>
+          <w:p>
+            <w:pPr>
+              <w:ind w:firstLine="0"/>
+              <w:jc w:val="left"/>
+            </w:pPr>
+            <w:r/>
+            <w:r>
+              <w:rPr>
+                <w:b w:val="0"/>
+                <w:i w:val="0"/>
+                <w:sz w:val="14"/>
+              </w:rPr>
+              <w:t>-2.619 ± 0.063</w:t>
+            </w:r>
+          </w:p>
+        </w:tc>
+        <w:tc>
+          <w:tcPr>
+            <w:tcW w:type="dxa" w:w="1557"/>
+          </w:tcPr>
+          <w:p>
+            <w:pPr>
+              <w:ind w:firstLine="0"/>
+              <w:jc w:val="left"/>
+            </w:pPr>
+            <w:r/>
+            <w:r>
+              <w:rPr>
+                <w:b w:val="0"/>
+                <w:i w:val="0"/>
+                <w:sz w:val="14"/>
+              </w:rPr>
+              <w:t>-3.034 ± 0.053</w:t>
+            </w:r>
+          </w:p>
+        </w:tc>
+        <w:tc>
+          <w:tcPr>
+            <w:tcW w:type="dxa" w:w="733"/>
+          </w:tcPr>
+          <w:p>
+            <w:pPr>
+              <w:ind w:firstLine="0"/>
+              <w:jc w:val="left"/>
+            </w:pPr>
+            <w:r/>
+            <w:r>
+              <w:rPr>
+                <w:b w:val="0"/>
+                <w:i w:val="0"/>
+                <w:sz w:val="14"/>
+              </w:rPr>
+              <w:t>48</w:t>
+            </w:r>
+          </w:p>
+        </w:tc>
+        <w:tc>
+          <w:tcPr>
+            <w:tcW w:type="dxa" w:w="824"/>
+          </w:tcPr>
+          <w:p>
+            <w:pPr>
+              <w:ind w:firstLine="0"/>
+              <w:jc w:val="left"/>
+            </w:pPr>
+            <w:r/>
+            <w:r>
+              <w:rPr>
+                <w:b w:val="0"/>
+                <w:i w:val="0"/>
+                <w:sz w:val="14"/>
+              </w:rPr>
+              <w:t>47</w:t>
+            </w:r>
+          </w:p>
+        </w:tc>
+        <w:tc>
+          <w:tcPr>
+            <w:tcW w:type="dxa" w:w="733"/>
+          </w:tcPr>
+          <w:p>
+            <w:pPr>
+              <w:ind w:firstLine="0"/>
+              <w:jc w:val="left"/>
+            </w:pPr>
+            <w:r/>
+            <w:r>
+              <w:rPr>
+                <w:b w:val="0"/>
+                <w:i w:val="0"/>
+                <w:sz w:val="14"/>
+              </w:rPr>
+              <w:t>0.98</w:t>
+            </w:r>
+          </w:p>
+        </w:tc>
+        <w:tc>
+          <w:tcPr>
+            <w:tcW w:type="dxa" w:w="1099"/>
+          </w:tcPr>
+          <w:p>
+            <w:pPr>
+              <w:ind w:firstLine="0"/>
+              <w:jc w:val="left"/>
+            </w:pPr>
+            <w:r/>
+            <w:r>
+              <w:rPr>
+                <w:b w:val="0"/>
+                <w:i w:val="0"/>
+                <w:sz w:val="14"/>
+              </w:rPr>
+              <w:t>0.74/0.73</w:t>
+            </w:r>
+          </w:p>
+        </w:tc>
+        <w:tc>
+          <w:tcPr>
+            <w:tcW w:type="dxa" w:w="641"/>
+          </w:tcPr>
+          <w:p>
+            <w:pPr>
+              <w:ind w:firstLine="0"/>
+              <w:jc w:val="left"/>
+            </w:pPr>
+            <w:r/>
+            <w:r>
+              <w:rPr>
+                <w:b w:val="0"/>
+                <w:i w:val="0"/>
+                <w:sz w:val="14"/>
+              </w:rPr>
+              <w:t>0.89</w:t>
+            </w:r>
+          </w:p>
+        </w:tc>
+        <w:tc>
+          <w:tcPr>
+            <w:tcW w:type="dxa" w:w="916"/>
+          </w:tcPr>
+          <w:p>
+            <w:pPr>
+              <w:ind w:firstLine="0"/>
+              <w:jc w:val="left"/>
+            </w:pPr>
+            <w:r/>
+            <w:r>
+              <w:rPr>
+                <w:b w:val="0"/>
+                <w:i w:val="0"/>
+                <w:sz w:val="14"/>
+              </w:rPr>
+              <w:t>0.82</w:t>
+            </w:r>
+          </w:p>
+        </w:tc>
+      </w:tr>
+      <w:tr>
+        <w:tc>
+          <w:tcPr>
+            <w:tcW w:type="dxa" w:w="916"/>
+          </w:tcPr>
+          <w:p>
+            <w:pPr>
+              <w:ind w:firstLine="0"/>
+              <w:jc w:val="left"/>
+            </w:pPr>
+            <w:r/>
+            <w:r>
+              <w:rPr>
+                <w:b w:val="0"/>
+                <w:i w:val="0"/>
+                <w:sz w:val="14"/>
+              </w:rPr>
+              <w:t>ALL</w:t>
+            </w:r>
+          </w:p>
+        </w:tc>
+        <w:tc>
+          <w:tcPr>
+            <w:tcW w:type="dxa" w:w="824"/>
+          </w:tcPr>
+          <w:p>
+            <w:pPr>
+              <w:ind w:firstLine="0"/>
+              <w:jc w:val="left"/>
+            </w:pPr>
+            <w:r/>
+            <w:r>
+              <w:rPr>
+                <w:b w:val="0"/>
+                <w:i w:val="0"/>
+                <w:sz w:val="14"/>
+              </w:rPr>
+              <w:t>18</w:t>
+            </w:r>
+          </w:p>
+        </w:tc>
+        <w:tc>
+          <w:tcPr>
+            <w:tcW w:type="dxa" w:w="641"/>
+          </w:tcPr>
+          <w:p>
+            <w:pPr>
+              <w:ind w:firstLine="0"/>
+              <w:jc w:val="left"/>
+            </w:pPr>
+            <w:r/>
+            <w:r>
+              <w:rPr>
+                <w:b w:val="0"/>
+                <w:i w:val="0"/>
+                <w:sz w:val="14"/>
+              </w:rPr>
+              <w:t>0.3</w:t>
+            </w:r>
+          </w:p>
+        </w:tc>
+        <w:tc>
+          <w:tcPr>
+            <w:tcW w:type="dxa" w:w="1557"/>
+          </w:tcPr>
+          <w:p>
+            <w:pPr>
+              <w:ind w:firstLine="0"/>
+              <w:jc w:val="left"/>
+            </w:pPr>
+            <w:r/>
+            <w:r>
+              <w:rPr>
+                <w:b w:val="0"/>
+                <w:i w:val="0"/>
+                <w:sz w:val="14"/>
+              </w:rPr>
+              <w:t>-4.267 ± 0.039</w:t>
+            </w:r>
+          </w:p>
+        </w:tc>
+        <w:tc>
+          <w:tcPr>
+            <w:tcW w:type="dxa" w:w="1557"/>
+          </w:tcPr>
+          <w:p>
+            <w:pPr>
+              <w:ind w:firstLine="0"/>
+              <w:jc w:val="left"/>
+            </w:pPr>
+            <w:r/>
+            <w:r>
+              <w:rPr>
+                <w:b w:val="0"/>
+                <w:i w:val="0"/>
+                <w:sz w:val="14"/>
+              </w:rPr>
+              <w:t>-5.745 ± 0.043</w:t>
+            </w:r>
+          </w:p>
+        </w:tc>
+        <w:tc>
+          <w:tcPr>
+            <w:tcW w:type="dxa" w:w="733"/>
+          </w:tcPr>
+          <w:p>
+            <w:pPr>
+              <w:ind w:firstLine="0"/>
+              <w:jc w:val="left"/>
+            </w:pPr>
+            <w:r/>
+            <w:r>
+              <w:rPr>
+                <w:b w:val="0"/>
+                <w:i w:val="0"/>
+                <w:sz w:val="14"/>
+              </w:rPr>
+              <w:t>234</w:t>
+            </w:r>
+          </w:p>
+        </w:tc>
+        <w:tc>
+          <w:tcPr>
+            <w:tcW w:type="dxa" w:w="824"/>
+          </w:tcPr>
+          <w:p>
+            <w:pPr>
+              <w:ind w:firstLine="0"/>
+              <w:jc w:val="left"/>
+            </w:pPr>
+            <w:r/>
+            <w:r>
+              <w:rPr>
+                <w:b w:val="0"/>
+                <w:i w:val="0"/>
+                <w:sz w:val="14"/>
+              </w:rPr>
+              <w:t>228</w:t>
+            </w:r>
+          </w:p>
+        </w:tc>
+        <w:tc>
+          <w:tcPr>
+            <w:tcW w:type="dxa" w:w="733"/>
+          </w:tcPr>
+          <w:p>
+            <w:pPr>
+              <w:ind w:firstLine="0"/>
+              <w:jc w:val="left"/>
+            </w:pPr>
+            <w:r/>
+            <w:r>
+              <w:rPr>
+                <w:b w:val="0"/>
+                <w:i w:val="0"/>
+                <w:sz w:val="14"/>
+              </w:rPr>
+              <w:t>0.97</w:t>
+            </w:r>
+          </w:p>
+        </w:tc>
+        <w:tc>
+          <w:tcPr>
+            <w:tcW w:type="dxa" w:w="1099"/>
+          </w:tcPr>
+          <w:p>
+            <w:pPr>
+              <w:ind w:firstLine="0"/>
+              <w:jc w:val="left"/>
+            </w:pPr>
+            <w:r/>
+            <w:r>
+              <w:rPr>
+                <w:b w:val="0"/>
+                <w:i w:val="0"/>
+                <w:sz w:val="14"/>
+              </w:rPr>
+              <w:t>0.89/0.88</w:t>
+            </w:r>
+          </w:p>
+        </w:tc>
+        <w:tc>
+          <w:tcPr>
+            <w:tcW w:type="dxa" w:w="641"/>
+          </w:tcPr>
+          <w:p>
+            <w:pPr>
+              <w:ind w:firstLine="0"/>
+              <w:jc w:val="left"/>
+            </w:pPr>
+            <w:r/>
+            <w:r>
+              <w:rPr>
+                <w:b w:val="0"/>
+                <w:i w:val="0"/>
+                <w:sz w:val="14"/>
+              </w:rPr>
+              <w:t>0.84</w:t>
+            </w:r>
+          </w:p>
+        </w:tc>
+        <w:tc>
+          <w:tcPr>
+            <w:tcW w:type="dxa" w:w="916"/>
+          </w:tcPr>
+          <w:p>
+            <w:pPr>
+              <w:ind w:firstLine="0"/>
+              <w:jc w:val="left"/>
+            </w:pPr>
+            <w:r/>
+            <w:r>
+              <w:rPr>
+                <w:b w:val="0"/>
+                <w:i w:val="0"/>
+                <w:sz w:val="14"/>
+              </w:rPr>
+              <w:t>0.95</w:t>
+            </w:r>
+          </w:p>
+        </w:tc>
+      </w:tr>
+      <w:tr>
+        <w:tc>
+          <w:tcPr>
+            <w:tcW w:type="dxa" w:w="916"/>
+          </w:tcPr>
+          <w:p>
+            <w:pPr>
+              <w:ind w:firstLine="0"/>
+              <w:jc w:val="left"/>
+            </w:pPr>
+            <w:r/>
+            <w:r>
+              <w:rPr>
+                <w:b w:val="0"/>
+                <w:i w:val="0"/>
+                <w:sz w:val="14"/>
+              </w:rPr>
+              <w:t>CLL</w:t>
+            </w:r>
+          </w:p>
+        </w:tc>
+        <w:tc>
+          <w:tcPr>
+            <w:tcW w:type="dxa" w:w="824"/>
           </w:tcPr>
           <w:p>
             <w:pPr>
@@ -6001,107 +6443,107 @@
         </w:tc>
         <w:tc>
           <w:tcPr>
-            <w:tcW w:type="dxa" w:w="746"/>
-          </w:tcPr>
-          <w:p>
-            <w:pPr>
-              <w:ind w:firstLine="0"/>
-              <w:jc w:val="left"/>
-            </w:pPr>
-            <w:r/>
-            <w:r>
-              <w:rPr>
-                <w:b w:val="0"/>
-                <w:i w:val="0"/>
-                <w:sz w:val="14"/>
-              </w:rPr>
-              <w:t>0.30</w:t>
-            </w:r>
-          </w:p>
-        </w:tc>
-        <w:tc>
-          <w:tcPr>
-            <w:tcW w:type="dxa" w:w="959"/>
-          </w:tcPr>
-          <w:p>
-            <w:pPr>
-              <w:ind w:firstLine="0"/>
-              <w:jc w:val="left"/>
-            </w:pPr>
-            <w:r/>
-            <w:r>
-              <w:rPr>
-                <w:b w:val="0"/>
-                <w:i w:val="0"/>
-                <w:sz w:val="14"/>
-              </w:rPr>
-              <w:t>-2.045</w:t>
-            </w:r>
-          </w:p>
-        </w:tc>
-        <w:tc>
-          <w:tcPr>
-            <w:tcW w:type="dxa" w:w="959"/>
-          </w:tcPr>
-          <w:p>
-            <w:pPr>
-              <w:ind w:firstLine="0"/>
-              <w:jc w:val="left"/>
-            </w:pPr>
-            <w:r/>
-            <w:r>
-              <w:rPr>
-                <w:b w:val="0"/>
-                <w:i w:val="0"/>
-                <w:sz w:val="14"/>
-              </w:rPr>
-              <w:t>-2.100</w:t>
-            </w:r>
-          </w:p>
-        </w:tc>
-        <w:tc>
-          <w:tcPr>
-            <w:tcW w:type="dxa" w:w="852"/>
-          </w:tcPr>
-          <w:p>
-            <w:pPr>
-              <w:ind w:firstLine="0"/>
-              <w:jc w:val="left"/>
-            </w:pPr>
-            <w:r/>
-            <w:r>
-              <w:rPr>
-                <w:b w:val="0"/>
-                <w:i w:val="0"/>
-                <w:sz w:val="14"/>
-              </w:rPr>
-              <w:t>15</w:t>
-            </w:r>
-          </w:p>
-        </w:tc>
-        <w:tc>
-          <w:tcPr>
-            <w:tcW w:type="dxa" w:w="959"/>
-          </w:tcPr>
-          <w:p>
-            <w:pPr>
-              <w:ind w:firstLine="0"/>
-              <w:jc w:val="left"/>
-            </w:pPr>
-            <w:r/>
-            <w:r>
-              <w:rPr>
-                <w:b w:val="0"/>
-                <w:i w:val="0"/>
-                <w:sz w:val="14"/>
-              </w:rPr>
-              <w:t>15</w:t>
-            </w:r>
-          </w:p>
-        </w:tc>
-        <w:tc>
-          <w:tcPr>
-            <w:tcW w:type="dxa" w:w="852"/>
+            <w:tcW w:type="dxa" w:w="641"/>
+          </w:tcPr>
+          <w:p>
+            <w:pPr>
+              <w:ind w:firstLine="0"/>
+              <w:jc w:val="left"/>
+            </w:pPr>
+            <w:r/>
+            <w:r>
+              <w:rPr>
+                <w:b w:val="0"/>
+                <w:i w:val="0"/>
+                <w:sz w:val="14"/>
+              </w:rPr>
+              <w:t>0.1</w:t>
+            </w:r>
+          </w:p>
+        </w:tc>
+        <w:tc>
+          <w:tcPr>
+            <w:tcW w:type="dxa" w:w="1557"/>
+          </w:tcPr>
+          <w:p>
+            <w:pPr>
+              <w:ind w:firstLine="0"/>
+              <w:jc w:val="left"/>
+            </w:pPr>
+            <w:r/>
+            <w:r>
+              <w:rPr>
+                <w:b w:val="0"/>
+                <w:i w:val="0"/>
+                <w:sz w:val="14"/>
+              </w:rPr>
+              <w:t>-2.043 ± 0.037</w:t>
+            </w:r>
+          </w:p>
+        </w:tc>
+        <w:tc>
+          <w:tcPr>
+            <w:tcW w:type="dxa" w:w="1557"/>
+          </w:tcPr>
+          <w:p>
+            <w:pPr>
+              <w:ind w:firstLine="0"/>
+              <w:jc w:val="left"/>
+            </w:pPr>
+            <w:r/>
+            <w:r>
+              <w:rPr>
+                <w:b w:val="0"/>
+                <w:i w:val="0"/>
+                <w:sz w:val="14"/>
+              </w:rPr>
+              <w:t>-2.099 ± 0.048</w:t>
+            </w:r>
+          </w:p>
+        </w:tc>
+        <w:tc>
+          <w:tcPr>
+            <w:tcW w:type="dxa" w:w="733"/>
+          </w:tcPr>
+          <w:p>
+            <w:pPr>
+              <w:ind w:firstLine="0"/>
+              <w:jc w:val="left"/>
+            </w:pPr>
+            <w:r/>
+            <w:r>
+              <w:rPr>
+                <w:b w:val="0"/>
+                <w:i w:val="0"/>
+                <w:sz w:val="14"/>
+              </w:rPr>
+              <w:t>16</w:t>
+            </w:r>
+          </w:p>
+        </w:tc>
+        <w:tc>
+          <w:tcPr>
+            <w:tcW w:type="dxa" w:w="824"/>
+          </w:tcPr>
+          <w:p>
+            <w:pPr>
+              <w:ind w:firstLine="0"/>
+              <w:jc w:val="left"/>
+            </w:pPr>
+            <w:r/>
+            <w:r>
+              <w:rPr>
+                <w:b w:val="0"/>
+                <w:i w:val="0"/>
+                <w:sz w:val="14"/>
+              </w:rPr>
+              <w:t>16</w:t>
+            </w:r>
+          </w:p>
+        </w:tc>
+        <w:tc>
+          <w:tcPr>
+            <w:tcW w:type="dxa" w:w="733"/>
           </w:tcPr>
           <w:p>
             <w:pPr>
@@ -6121,61 +6563,61 @@
         </w:tc>
         <w:tc>
           <w:tcPr>
-            <w:tcW w:type="dxa" w:w="1278"/>
-          </w:tcPr>
-          <w:p>
-            <w:pPr>
-              <w:ind w:firstLine="0"/>
-              <w:jc w:val="left"/>
-            </w:pPr>
-            <w:r/>
-            <w:r>
-              <w:rPr>
-                <w:b w:val="0"/>
-                <w:i w:val="0"/>
-                <w:sz w:val="14"/>
-              </w:rPr>
-              <w:t>0.90/0.96</w:t>
-            </w:r>
-          </w:p>
-        </w:tc>
-        <w:tc>
-          <w:tcPr>
-            <w:tcW w:type="dxa" w:w="746"/>
-          </w:tcPr>
-          <w:p>
-            <w:pPr>
-              <w:ind w:firstLine="0"/>
-              <w:jc w:val="left"/>
-            </w:pPr>
-            <w:r/>
-            <w:r>
-              <w:rPr>
-                <w:b w:val="0"/>
-                <w:i w:val="0"/>
-                <w:sz w:val="14"/>
-              </w:rPr>
-              <w:t>0.95</w:t>
-            </w:r>
-          </w:p>
-        </w:tc>
-        <w:tc>
-          <w:tcPr>
-            <w:tcW w:type="dxa" w:w="1065"/>
-          </w:tcPr>
-          <w:p>
-            <w:pPr>
-              <w:ind w:firstLine="0"/>
-              <w:jc w:val="left"/>
-            </w:pPr>
-            <w:r/>
-            <w:r>
-              <w:rPr>
-                <w:b w:val="0"/>
-                <w:i w:val="0"/>
-                <w:sz w:val="14"/>
-              </w:rPr>
-              <w:t>0.98</w:t>
+            <w:tcW w:type="dxa" w:w="1099"/>
+          </w:tcPr>
+          <w:p>
+            <w:pPr>
+              <w:ind w:firstLine="0"/>
+              <w:jc w:val="left"/>
+            </w:pPr>
+            <w:r/>
+            <w:r>
+              <w:rPr>
+                <w:b w:val="0"/>
+                <w:i w:val="0"/>
+                <w:sz w:val="14"/>
+              </w:rPr>
+              <w:t>0.80/0.78</w:t>
+            </w:r>
+          </w:p>
+        </w:tc>
+        <w:tc>
+          <w:tcPr>
+            <w:tcW w:type="dxa" w:w="641"/>
+          </w:tcPr>
+          <w:p>
+            <w:pPr>
+              <w:ind w:firstLine="0"/>
+              <w:jc w:val="left"/>
+            </w:pPr>
+            <w:r/>
+            <w:r>
+              <w:rPr>
+                <w:b w:val="0"/>
+                <w:i w:val="0"/>
+                <w:sz w:val="14"/>
+              </w:rPr>
+              <w:t>0.96</w:t>
+            </w:r>
+          </w:p>
+        </w:tc>
+        <w:tc>
+          <w:tcPr>
+            <w:tcW w:type="dxa" w:w="916"/>
+          </w:tcPr>
+          <w:p>
+            <w:pPr>
+              <w:ind w:firstLine="0"/>
+              <w:jc w:val="left"/>
+            </w:pPr>
+            <w:r/>
+            <w:r>
+              <w:rPr>
+                <w:b w:val="0"/>
+                <w:i w:val="0"/>
+                <w:sz w:val="14"/>
+              </w:rPr>
+              <w:t>0.96</w:t>
             </w:r>
           </w:p>
         </w:tc>
@@ -6224,7 +6666,7 @@
           <w:b w:val="0"/>
           <w:i w:val="0"/>
         </w:rPr>
-        <w:t>The CBNs are sparse (Table V). In AML the poset has 5q loss before -7, 7q- and 17p loss, +8 before +21 and t(8;21) before -Y; in CML t(9;22) precedes the extra Ph, 17p loss, +19 and 3q26 rearrangements; in ALL +21 precedes the other hyperdiploid trisomies; in CLL 13q loss precedes 11q- and 17p loss. Simulation recovery was perfect in every disease and the noise rate ε stayed between 0.016 and 0.098. On the same ten events the MHN fitted held-out data better than the CBN in every disease, so the CBN's hard precedence constraints cost likelihood.</w:t>
+        <w:t>The CBNs are sparse (Table VI). In AML the poset has 5q loss before -7, 7q- and 17p loss, +8 before +21 and t(8;21) before -Y; in CML t(9;22) precedes the extra Ph, 17p loss, +19 and 3q26 rearrangements; in ALL +21 precedes the other hyperdiploid trisomies; in CLL 13q loss precedes 11q- and 17p loss. Simulation recovery was perfect in every disease and the noise rate ε stayed between 0.016 and 0.098. On the same 10 events the MHN fitted held-out data better than the CBN in every disease and every fold, so the CBN's hard precedence constraints cost likelihood.</w:t>
       </w:r>
     </w:p>
     <w:p>
@@ -6250,7 +6692,7 @@
           <w:i w:val="0"/>
           <w:sz w:val="16"/>
         </w:rPr>
-        <w:t>TABLE V</w:t>
+        <w:t>TABLE VI</w:t>
       </w:r>
     </w:p>
     <w:p>
@@ -6265,7 +6707,7 @@
           <w:i w:val="0"/>
           <w:sz w:val="16"/>
         </w:rPr>
-        <w:t>CBN on the 10 most frequent model events per disease: noise ε, held-out log-likelihood per case against an MHN and an independence model on the same events, simulation recovery, and the cover relations of the fitted poset with their bootstrap frequency.</w:t>
+        <w:t>CBN on the 10 most frequent model events per disease: noise ε, 5-fold held-out log-likelihood per case against an MHN and an independence model on the same events, simulation recovery, and the cover relations of the fitted poset with their frequency in 50 bootstrap refits.</w:t>
       </w:r>
     </w:p>
     <w:tbl>
@@ -6504,7 +6946,7 @@
                 <w:i w:val="0"/>
                 <w:sz w:val="14"/>
               </w:rPr>
-              <w:t>-2.971</w:t>
+              <w:t>-2.969</w:t>
             </w:r>
           </w:p>
         </w:tc>
@@ -6626,7 +7068,7 @@
                 <w:i w:val="0"/>
                 <w:sz w:val="14"/>
               </w:rPr>
-              <w:t>-3.437</w:t>
+              <w:t>-3.438</w:t>
             </w:r>
           </w:p>
         </w:tc>
@@ -6768,7 +7210,7 @@
                 <w:i w:val="0"/>
                 <w:sz w:val="14"/>
               </w:rPr>
-              <w:t>-2.722</w:t>
+              <w:t>-2.723</w:t>
             </w:r>
           </w:p>
         </w:tc>
@@ -6788,7 +7230,7 @@
                 <w:i w:val="0"/>
                 <w:sz w:val="14"/>
               </w:rPr>
-              <w:t>-2.623</w:t>
+              <w:t>-2.620</w:t>
             </w:r>
           </w:p>
         </w:tc>
@@ -6848,7 +7290,7 @@
                 <w:i w:val="0"/>
                 <w:sz w:val="14"/>
               </w:rPr>
-              <w:t>t(9;22) → extra Ph (1.00); t(9;22) → 17p loss (1.00); t(9;22) → +19 (0.95); t(9;22) → 3q26 (0.95); +8 → +19 (0.55); 17p loss → i(17q) (1.00); +19 → +21 (0.45)</w:t>
+              <w:t>t(9;22) → extra Ph (1.00); t(9;22) → 17p loss (1.00); t(9;22) → +19 (1.00); t(9;22) → 3q26 (0.96); +8 → +19 (0.74); 17p loss → i(17q) (1.00); +19 → +21 (0.64)</w:t>
             </w:r>
           </w:p>
         </w:tc>
@@ -6910,7 +7352,7 @@
                 <w:i w:val="0"/>
                 <w:sz w:val="14"/>
               </w:rPr>
-              <w:t>-2.786</w:t>
+              <w:t>-2.787</w:t>
             </w:r>
           </w:p>
         </w:tc>
@@ -6930,7 +7372,7 @@
                 <w:i w:val="0"/>
                 <w:sz w:val="14"/>
               </w:rPr>
-              <w:t>-2.648</w:t>
+              <w:t>-2.642</w:t>
             </w:r>
           </w:p>
         </w:tc>
@@ -6950,7 +7392,7 @@
                 <w:i w:val="0"/>
                 <w:sz w:val="14"/>
               </w:rPr>
-              <w:t>-3.830</w:t>
+              <w:t>-3.829</w:t>
             </w:r>
           </w:p>
         </w:tc>
@@ -7112,7 +7554,7 @@
                 <w:i w:val="0"/>
                 <w:sz w:val="14"/>
               </w:rPr>
-              <w:t>1.00/1.00</w:t>
+              <w:t>1.00/0.90</w:t>
             </w:r>
           </w:p>
         </w:tc>
@@ -7132,7 +7574,7 @@
                 <w:i w:val="0"/>
                 <w:sz w:val="14"/>
               </w:rPr>
-              <w:t>13q loss → 17p loss (0.65); 13q loss → 11q- (0.95)</w:t>
+              <w:t>13q loss → 17p loss (0.60); 13q loss → 11q- (0.94)</w:t>
             </w:r>
           </w:p>
         </w:tc>
@@ -7181,7 +7623,7 @@
           <w:b w:val="0"/>
           <w:i w:val="0"/>
         </w:rPr>
-        <w:t>Against the written test set (Table VI), the baseline confirmed all 12 expected exclusivities and 8 of 9 expected co-occurrences (the exception is 5q loss with -7 in MDS, which is not significant). The MHN confirmed every exclusivity it could test, but only one co-occurrence, for the shared-time reason above. Every expected order with at least five clone pairs was confirmed by the clone data. The MHN confirmed 6 of 14 expected orders and the CBN implied 6 of 11; the CBN's misses are orders its poset leaves unconstrained, while the MHN's misses mostly reverse the expected order.</w:t>
+        <w:t>Against the written test set (Table VII), the baseline confirmed all 12 expected exclusivities and 8 of 9 expected co-occurrences (the exception is 5q loss with -7 in MDS, which is not significant). The MHN confirmed every exclusivity it could test, but 0 of 7 co-occurrences, for the shared-time reason above. Every expected order with at least five clone pairs was confirmed by the clone data. The MHN confirmed 6 of 14 expected orders and the CBN implied 6 of 11; the CBN's misses are orders its poset leaves unconstrained, while the MHN's misses mostly reverse the expected order.</w:t>
       </w:r>
     </w:p>
     <w:p>
@@ -7207,7 +7649,7 @@
           <w:i w:val="0"/>
           <w:sz w:val="16"/>
         </w:rPr>
-        <w:t>TABLE VI</w:t>
+        <w:t>TABLE VII</w:t>
       </w:r>
     </w:p>
     <w:p>
@@ -10443,7 +10885,7 @@
                 <w:i w:val="0"/>
                 <w:sz w:val="14"/>
               </w:rPr>
-              <w:t>yes</w:t>
+              <w:t>no</w:t>
             </w:r>
           </w:p>
         </w:tc>
@@ -12525,8 +12967,19 @@
           <w:b w:val="0"/>
           <w:i w:val="0"/>
         </w:rPr>
-        <w:t>The decisive check is the comparison with clone orders, which the cross-sectional models never see (Table VII). The MHN's order probabilities agreed in direction with the clone pairs in AML 0.47, MDS 0.28, CML 0.81, ALL 0.47, CLL 0.50: well above chance only in CML. The CBN's implied orders agreed in 22 of 23 testable cases. The MHN's errors follow one pattern (Fig. 1d): it places first the events with high base rates that are often seen alone. Trisomy 8 is the only model event in 43% of AML cases that carry it and -7 in 34%, so the MHN puts +8 and -7 before 5q loss, KMT2A and inv(16), the reverse of what the clone trees show in the same patients. In CML, where t(9;22) is both the most common event and the founder, the two signals coincide.</w:t>
+        <w:t>The decisive check is the comparison with clone orders, which the cross-sectional models never see (Table VIII). The MHN's order probabilities agreed in direction with the clone pairs in AML 0.47, MDS 0.24, CML 0.75, ALL 0.45, CLL 0.67: clearly above chance only in CML (CLL rests on six pairs). The CBN's implied orders agreed in 22 of 23 testable cases. The MHN's errors follow one pattern (Fig. 2d): it places first the events with high base rates that are often seen alone. Trisomy 8 is the only model event in 43% of AML cases that carry it and -7 in 34%, so the MHN puts +8 and -7 before 5q loss, KMT2A and inv(16), the reverse of what the clone trees show in the same patients. In CML, where t(9;22) is both the most common event and the founder, the two signals coincide.</w:t>
       </w:r>
+    </w:p>
+    <w:p>
+      <w:pPr>
+        <w:sectPr>
+          <w:type w:val="continuous"/>
+          <w:pgSz w:w="12240" w:h="15840"/>
+          <w:pgMar w:top="1080" w:right="900" w:bottom="1440" w:left="900" w:header="720" w:footer="720" w:gutter="0"/>
+          <w:cols w:space="360" w:num="2"/>
+          <w:docGrid w:linePitch="360"/>
+        </w:sectPr>
+      </w:pPr>
     </w:p>
     <w:p>
       <w:pPr>
@@ -12540,7 +12993,7 @@
           <w:i w:val="0"/>
           <w:sz w:val="16"/>
         </w:rPr>
-        <w:t>TABLE VII</w:t>
+        <w:t>TABLE VIII</w:t>
       </w:r>
     </w:p>
     <w:p>
@@ -12555,29 +13008,30 @@
           <w:i w:val="0"/>
           <w:sz w:val="16"/>
         </w:rPr>
-        <w:t>Out-of-sample check: MHN order probabilities (fitted on cross-sectional presence/absence) against the direction of event pairs in parent-to-child clone edges (pairs seen in ≥ 10 cases).</w:t>
+        <w:t>Out-of-sample check against the clone trees. Left: MHN order probabilities against the direction of event pairs seen in ≥ 10 parent-to-child clone pairs (share agreeing, unweighted and weighted by pairs), and CBN implied orders against the same pairs. Right: agreement with the Bradley-Terry clone timing on event pairs whose timing order is bootstrap-stable (number of pairs in brackets).</w:t>
       </w:r>
     </w:p>
     <w:tbl>
       <w:tblPr>
         <w:tblStyle w:val="TableGrid"/>
-        <w:tblW w:type="dxa" w:w="4896"/>
+        <w:tblW w:type="dxa" w:w="10440"/>
         <w:tblLayout w:type="fixed"/>
         <w:tblLook w:firstColumn="1" w:firstRow="1" w:lastColumn="0" w:lastRow="0" w:noHBand="0" w:noVBand="1" w:val="04A0"/>
         <w:tblLayout w:type="fixed"/>
       </w:tblPr>
       <w:tblGrid>
-        <w:gridCol w:w="789"/>
-        <w:gridCol w:w="631"/>
-        <w:gridCol w:w="1105"/>
-        <w:gridCol w:w="631"/>
-        <w:gridCol w:w="868"/>
-        <w:gridCol w:w="868"/>
+        <w:gridCol w:w="1558"/>
+        <w:gridCol w:w="1246"/>
+        <w:gridCol w:w="1090"/>
+        <w:gridCol w:w="1558"/>
+        <w:gridCol w:w="1090"/>
+        <w:gridCol w:w="2025"/>
+        <w:gridCol w:w="1869"/>
       </w:tblGrid>
       <w:tr>
         <w:tc>
           <w:tcPr>
-            <w:tcW w:type="dxa" w:w="790"/>
+            <w:tcW w:type="dxa" w:w="1558"/>
           </w:tcPr>
           <w:p>
             <w:pPr>
@@ -12597,7 +13051,7 @@
         </w:tc>
         <w:tc>
           <w:tcPr>
-            <w:tcW w:type="dxa" w:w="632"/>
+            <w:tcW w:type="dxa" w:w="1247"/>
           </w:tcPr>
           <w:p>
             <w:pPr>
@@ -12617,7 +13071,7 @@
         </w:tc>
         <w:tc>
           <w:tcPr>
-            <w:tcW w:type="dxa" w:w="1106"/>
+            <w:tcW w:type="dxa" w:w="1091"/>
           </w:tcPr>
           <w:p>
             <w:pPr>
@@ -12631,13 +13085,13 @@
                 <w:i w:val="0"/>
                 <w:sz w:val="14"/>
               </w:rPr>
-              <w:t>Clone pairs</w:t>
-            </w:r>
-          </w:p>
-        </w:tc>
-        <w:tc>
-          <w:tcPr>
-            <w:tcW w:type="dxa" w:w="632"/>
+              <w:t>MHN</w:t>
+            </w:r>
+          </w:p>
+        </w:tc>
+        <w:tc>
+          <w:tcPr>
+            <w:tcW w:type="dxa" w:w="1558"/>
           </w:tcPr>
           <w:p>
             <w:pPr>
@@ -12651,13 +13105,13 @@
                 <w:i w:val="0"/>
                 <w:sz w:val="14"/>
               </w:rPr>
-              <w:t>Agree</w:t>
-            </w:r>
-          </w:p>
-        </w:tc>
-        <w:tc>
-          <w:tcPr>
-            <w:tcW w:type="dxa" w:w="869"/>
+              <w:t>MHN wt.</w:t>
+            </w:r>
+          </w:p>
+        </w:tc>
+        <w:tc>
+          <w:tcPr>
+            <w:tcW w:type="dxa" w:w="1091"/>
           </w:tcPr>
           <w:p>
             <w:pPr>
@@ -12671,13 +13125,13 @@
                 <w:i w:val="0"/>
                 <w:sz w:val="14"/>
               </w:rPr>
-              <w:t>Weighted</w:t>
-            </w:r>
-          </w:p>
-        </w:tc>
-        <w:tc>
-          <w:tcPr>
-            <w:tcW w:type="dxa" w:w="869"/>
+              <w:t>CBN</w:t>
+            </w:r>
+          </w:p>
+        </w:tc>
+        <w:tc>
+          <w:tcPr>
+            <w:tcW w:type="dxa" w:w="2026"/>
           </w:tcPr>
           <w:p>
             <w:pPr>
@@ -12691,7 +13145,27 @@
                 <w:i w:val="0"/>
                 <w:sz w:val="14"/>
               </w:rPr>
-              <w:t>Spearman</w:t>
+              <w:t>MHN vs BT</w:t>
+            </w:r>
+          </w:p>
+        </w:tc>
+        <w:tc>
+          <w:tcPr>
+            <w:tcW w:type="dxa" w:w="1870"/>
+          </w:tcPr>
+          <w:p>
+            <w:pPr>
+              <w:ind w:firstLine="0"/>
+              <w:jc w:val="left"/>
+            </w:pPr>
+            <w:r/>
+            <w:r>
+              <w:rPr>
+                <w:b/>
+                <w:i w:val="0"/>
+                <w:sz w:val="14"/>
+              </w:rPr>
+              <w:t>CBN vs BT</w:t>
             </w:r>
           </w:p>
         </w:tc>
@@ -12699,7 +13173,7 @@
       <w:tr>
         <w:tc>
           <w:tcPr>
-            <w:tcW w:type="dxa" w:w="790"/>
+            <w:tcW w:type="dxa" w:w="1558"/>
           </w:tcPr>
           <w:p>
             <w:pPr>
@@ -12719,7 +13193,7 @@
         </w:tc>
         <w:tc>
           <w:tcPr>
-            <w:tcW w:type="dxa" w:w="632"/>
+            <w:tcW w:type="dxa" w:w="1247"/>
           </w:tcPr>
           <w:p>
             <w:pPr>
@@ -12739,27 +13213,7 @@
         </w:tc>
         <w:tc>
           <w:tcPr>
-            <w:tcW w:type="dxa" w:w="1106"/>
-          </w:tcPr>
-          <w:p>
-            <w:pPr>
-              <w:ind w:firstLine="0"/>
-              <w:jc w:val="left"/>
-            </w:pPr>
-            <w:r/>
-            <w:r>
-              <w:rPr>
-                <w:b w:val="0"/>
-                <w:i w:val="0"/>
-                <w:sz w:val="14"/>
-              </w:rPr>
-              <w:t>2,231</w:t>
-            </w:r>
-          </w:p>
-        </w:tc>
-        <w:tc>
-          <w:tcPr>
-            <w:tcW w:type="dxa" w:w="632"/>
+            <w:tcW w:type="dxa" w:w="1091"/>
           </w:tcPr>
           <w:p>
             <w:pPr>
@@ -12779,7 +13233,7 @@
         </w:tc>
         <w:tc>
           <w:tcPr>
-            <w:tcW w:type="dxa" w:w="869"/>
+            <w:tcW w:type="dxa" w:w="1558"/>
           </w:tcPr>
           <w:p>
             <w:pPr>
@@ -12799,21 +13253,61 @@
         </w:tc>
         <w:tc>
           <w:tcPr>
-            <w:tcW w:type="dxa" w:w="869"/>
-          </w:tcPr>
-          <w:p>
-            <w:pPr>
-              <w:ind w:firstLine="0"/>
-              <w:jc w:val="left"/>
-            </w:pPr>
-            <w:r/>
-            <w:r>
-              <w:rPr>
-                <w:b w:val="0"/>
-                <w:i w:val="0"/>
-                <w:sz w:val="14"/>
-              </w:rPr>
-              <w:t>-0.07</w:t>
+            <w:tcW w:type="dxa" w:w="1091"/>
+          </w:tcPr>
+          <w:p>
+            <w:pPr>
+              <w:ind w:firstLine="0"/>
+              <w:jc w:val="left"/>
+            </w:pPr>
+            <w:r/>
+            <w:r>
+              <w:rPr>
+                <w:b w:val="0"/>
+                <w:i w:val="0"/>
+                <w:sz w:val="14"/>
+              </w:rPr>
+              <w:t>5/5</w:t>
+            </w:r>
+          </w:p>
+        </w:tc>
+        <w:tc>
+          <w:tcPr>
+            <w:tcW w:type="dxa" w:w="2026"/>
+          </w:tcPr>
+          <w:p>
+            <w:pPr>
+              <w:ind w:firstLine="0"/>
+              <w:jc w:val="left"/>
+            </w:pPr>
+            <w:r/>
+            <w:r>
+              <w:rPr>
+                <w:b w:val="0"/>
+                <w:i w:val="0"/>
+                <w:sz w:val="14"/>
+              </w:rPr>
+              <w:t>0.59 (148)</w:t>
+            </w:r>
+          </w:p>
+        </w:tc>
+        <w:tc>
+          <w:tcPr>
+            <w:tcW w:type="dxa" w:w="1870"/>
+          </w:tcPr>
+          <w:p>
+            <w:pPr>
+              <w:ind w:firstLine="0"/>
+              <w:jc w:val="left"/>
+            </w:pPr>
+            <w:r/>
+            <w:r>
+              <w:rPr>
+                <w:b w:val="0"/>
+                <w:i w:val="0"/>
+                <w:sz w:val="14"/>
+              </w:rPr>
+              <w:t>5/5</w:t>
             </w:r>
           </w:p>
         </w:tc>
@@ -12821,7 +13315,7 @@
       <w:tr>
         <w:tc>
           <w:tcPr>
-            <w:tcW w:type="dxa" w:w="790"/>
+            <w:tcW w:type="dxa" w:w="1558"/>
           </w:tcPr>
           <w:p>
             <w:pPr>
@@ -12841,7 +13335,7 @@
         </w:tc>
         <w:tc>
           <w:tcPr>
-            <w:tcW w:type="dxa" w:w="632"/>
+            <w:tcW w:type="dxa" w:w="1247"/>
           </w:tcPr>
           <w:p>
             <w:pPr>
@@ -12861,81 +13355,101 @@
         </w:tc>
         <w:tc>
           <w:tcPr>
-            <w:tcW w:type="dxa" w:w="1106"/>
-          </w:tcPr>
-          <w:p>
-            <w:pPr>
-              <w:ind w:firstLine="0"/>
-              <w:jc w:val="left"/>
-            </w:pPr>
-            <w:r/>
-            <w:r>
-              <w:rPr>
-                <w:b w:val="0"/>
-                <w:i w:val="0"/>
-                <w:sz w:val="14"/>
-              </w:rPr>
-              <w:t>503</w:t>
-            </w:r>
-          </w:p>
-        </w:tc>
-        <w:tc>
-          <w:tcPr>
-            <w:tcW w:type="dxa" w:w="632"/>
-          </w:tcPr>
-          <w:p>
-            <w:pPr>
-              <w:ind w:firstLine="0"/>
-              <w:jc w:val="left"/>
-            </w:pPr>
-            <w:r/>
-            <w:r>
-              <w:rPr>
-                <w:b w:val="0"/>
-                <w:i w:val="0"/>
-                <w:sz w:val="14"/>
-              </w:rPr>
-              <w:t>0.28</w:t>
-            </w:r>
-          </w:p>
-        </w:tc>
-        <w:tc>
-          <w:tcPr>
-            <w:tcW w:type="dxa" w:w="869"/>
-          </w:tcPr>
-          <w:p>
-            <w:pPr>
-              <w:ind w:firstLine="0"/>
-              <w:jc w:val="left"/>
-            </w:pPr>
-            <w:r/>
-            <w:r>
-              <w:rPr>
-                <w:b w:val="0"/>
-                <w:i w:val="0"/>
-                <w:sz w:val="14"/>
-              </w:rPr>
-              <w:t>0.19</w:t>
-            </w:r>
-          </w:p>
-        </w:tc>
-        <w:tc>
-          <w:tcPr>
-            <w:tcW w:type="dxa" w:w="869"/>
-          </w:tcPr>
-          <w:p>
-            <w:pPr>
-              <w:ind w:firstLine="0"/>
-              <w:jc w:val="left"/>
-            </w:pPr>
-            <w:r/>
-            <w:r>
-              <w:rPr>
-                <w:b w:val="0"/>
-                <w:i w:val="0"/>
-                <w:sz w:val="14"/>
-              </w:rPr>
-              <w:t>-0.18</w:t>
+            <w:tcW w:type="dxa" w:w="1091"/>
+          </w:tcPr>
+          <w:p>
+            <w:pPr>
+              <w:ind w:firstLine="0"/>
+              <w:jc w:val="left"/>
+            </w:pPr>
+            <w:r/>
+            <w:r>
+              <w:rPr>
+                <w:b w:val="0"/>
+                <w:i w:val="0"/>
+                <w:sz w:val="14"/>
+              </w:rPr>
+              <w:t>0.24</w:t>
+            </w:r>
+          </w:p>
+        </w:tc>
+        <w:tc>
+          <w:tcPr>
+            <w:tcW w:type="dxa" w:w="1558"/>
+          </w:tcPr>
+          <w:p>
+            <w:pPr>
+              <w:ind w:firstLine="0"/>
+              <w:jc w:val="left"/>
+            </w:pPr>
+            <w:r/>
+            <w:r>
+              <w:rPr>
+                <w:b w:val="0"/>
+                <w:i w:val="0"/>
+                <w:sz w:val="14"/>
+              </w:rPr>
+              <w:t>0.16</w:t>
+            </w:r>
+          </w:p>
+        </w:tc>
+        <w:tc>
+          <w:tcPr>
+            <w:tcW w:type="dxa" w:w="1091"/>
+          </w:tcPr>
+          <w:p>
+            <w:pPr>
+              <w:ind w:firstLine="0"/>
+              <w:jc w:val="left"/>
+            </w:pPr>
+            <w:r/>
+            <w:r>
+              <w:rPr>
+                <w:b w:val="0"/>
+                <w:i w:val="0"/>
+                <w:sz w:val="14"/>
+              </w:rPr>
+              <w:t>3/3</w:t>
+            </w:r>
+          </w:p>
+        </w:tc>
+        <w:tc>
+          <w:tcPr>
+            <w:tcW w:type="dxa" w:w="2026"/>
+          </w:tcPr>
+          <w:p>
+            <w:pPr>
+              <w:ind w:firstLine="0"/>
+              <w:jc w:val="left"/>
+            </w:pPr>
+            <w:r/>
+            <w:r>
+              <w:rPr>
+                <w:b w:val="0"/>
+                <w:i w:val="0"/>
+                <w:sz w:val="14"/>
+              </w:rPr>
+              <w:t>0.46 (54)</w:t>
+            </w:r>
+          </w:p>
+        </w:tc>
+        <w:tc>
+          <w:tcPr>
+            <w:tcW w:type="dxa" w:w="1870"/>
+          </w:tcPr>
+          <w:p>
+            <w:pPr>
+              <w:ind w:firstLine="0"/>
+              <w:jc w:val="left"/>
+            </w:pPr>
+            <w:r/>
+            <w:r>
+              <w:rPr>
+                <w:b w:val="0"/>
+                <w:i w:val="0"/>
+                <w:sz w:val="14"/>
+              </w:rPr>
+              <w:t>3/4</w:t>
             </w:r>
           </w:p>
         </w:tc>
@@ -12943,7 +13457,7 @@
       <w:tr>
         <w:tc>
           <w:tcPr>
-            <w:tcW w:type="dxa" w:w="790"/>
+            <w:tcW w:type="dxa" w:w="1558"/>
           </w:tcPr>
           <w:p>
             <w:pPr>
@@ -12963,7 +13477,7 @@
         </w:tc>
         <w:tc>
           <w:tcPr>
-            <w:tcW w:type="dxa" w:w="632"/>
+            <w:tcW w:type="dxa" w:w="1247"/>
           </w:tcPr>
           <w:p>
             <w:pPr>
@@ -12983,81 +13497,101 @@
         </w:tc>
         <w:tc>
           <w:tcPr>
-            <w:tcW w:type="dxa" w:w="1106"/>
-          </w:tcPr>
-          <w:p>
-            <w:pPr>
-              <w:ind w:firstLine="0"/>
-              <w:jc w:val="left"/>
-            </w:pPr>
-            <w:r/>
-            <w:r>
-              <w:rPr>
-                <w:b w:val="0"/>
-                <w:i w:val="0"/>
-                <w:sz w:val="14"/>
-              </w:rPr>
-              <w:t>629</w:t>
-            </w:r>
-          </w:p>
-        </w:tc>
-        <w:tc>
-          <w:tcPr>
-            <w:tcW w:type="dxa" w:w="632"/>
-          </w:tcPr>
-          <w:p>
-            <w:pPr>
-              <w:ind w:firstLine="0"/>
-              <w:jc w:val="left"/>
-            </w:pPr>
-            <w:r/>
-            <w:r>
-              <w:rPr>
-                <w:b w:val="0"/>
-                <w:i w:val="0"/>
-                <w:sz w:val="14"/>
-              </w:rPr>
-              <w:t>0.81</w:t>
-            </w:r>
-          </w:p>
-        </w:tc>
-        <w:tc>
-          <w:tcPr>
-            <w:tcW w:type="dxa" w:w="869"/>
-          </w:tcPr>
-          <w:p>
-            <w:pPr>
-              <w:ind w:firstLine="0"/>
-              <w:jc w:val="left"/>
-            </w:pPr>
-            <w:r/>
-            <w:r>
-              <w:rPr>
-                <w:b w:val="0"/>
-                <w:i w:val="0"/>
-                <w:sz w:val="14"/>
-              </w:rPr>
-              <w:t>0.74</w:t>
-            </w:r>
-          </w:p>
-        </w:tc>
-        <w:tc>
-          <w:tcPr>
-            <w:tcW w:type="dxa" w:w="869"/>
-          </w:tcPr>
-          <w:p>
-            <w:pPr>
-              <w:ind w:firstLine="0"/>
-              <w:jc w:val="left"/>
-            </w:pPr>
-            <w:r/>
-            <w:r>
-              <w:rPr>
-                <w:b w:val="0"/>
-                <w:i w:val="0"/>
-                <w:sz w:val="14"/>
-              </w:rPr>
-              <w:t>0.51</w:t>
+            <w:tcW w:type="dxa" w:w="1091"/>
+          </w:tcPr>
+          <w:p>
+            <w:pPr>
+              <w:ind w:firstLine="0"/>
+              <w:jc w:val="left"/>
+            </w:pPr>
+            <w:r/>
+            <w:r>
+              <w:rPr>
+                <w:b w:val="0"/>
+                <w:i w:val="0"/>
+                <w:sz w:val="14"/>
+              </w:rPr>
+              <w:t>0.75</w:t>
+            </w:r>
+          </w:p>
+        </w:tc>
+        <w:tc>
+          <w:tcPr>
+            <w:tcW w:type="dxa" w:w="1558"/>
+          </w:tcPr>
+          <w:p>
+            <w:pPr>
+              <w:ind w:firstLine="0"/>
+              <w:jc w:val="left"/>
+            </w:pPr>
+            <w:r/>
+            <w:r>
+              <w:rPr>
+                <w:b w:val="0"/>
+                <w:i w:val="0"/>
+                <w:sz w:val="14"/>
+              </w:rPr>
+              <w:t>0.71</w:t>
+            </w:r>
+          </w:p>
+        </w:tc>
+        <w:tc>
+          <w:tcPr>
+            <w:tcW w:type="dxa" w:w="1091"/>
+          </w:tcPr>
+          <w:p>
+            <w:pPr>
+              <w:ind w:firstLine="0"/>
+              <w:jc w:val="left"/>
+            </w:pPr>
+            <w:r/>
+            <w:r>
+              <w:rPr>
+                <w:b w:val="0"/>
+                <w:i w:val="0"/>
+                <w:sz w:val="14"/>
+              </w:rPr>
+              <w:t>6/7</w:t>
+            </w:r>
+          </w:p>
+        </w:tc>
+        <w:tc>
+          <w:tcPr>
+            <w:tcW w:type="dxa" w:w="2026"/>
+          </w:tcPr>
+          <w:p>
+            <w:pPr>
+              <w:ind w:firstLine="0"/>
+              <w:jc w:val="left"/>
+            </w:pPr>
+            <w:r/>
+            <w:r>
+              <w:rPr>
+                <w:b w:val="0"/>
+                <w:i w:val="0"/>
+                <w:sz w:val="14"/>
+              </w:rPr>
+              <w:t>0.68 (31)</w:t>
+            </w:r>
+          </w:p>
+        </w:tc>
+        <w:tc>
+          <w:tcPr>
+            <w:tcW w:type="dxa" w:w="1870"/>
+          </w:tcPr>
+          <w:p>
+            <w:pPr>
+              <w:ind w:firstLine="0"/>
+              <w:jc w:val="left"/>
+            </w:pPr>
+            <w:r/>
+            <w:r>
+              <w:rPr>
+                <w:b w:val="0"/>
+                <w:i w:val="0"/>
+                <w:sz w:val="14"/>
+              </w:rPr>
+              <w:t>8/8</w:t>
             </w:r>
           </w:p>
         </w:tc>
@@ -13065,7 +13599,7 @@
       <w:tr>
         <w:tc>
           <w:tcPr>
-            <w:tcW w:type="dxa" w:w="790"/>
+            <w:tcW w:type="dxa" w:w="1558"/>
           </w:tcPr>
           <w:p>
             <w:pPr>
@@ -13085,7 +13619,7 @@
         </w:tc>
         <w:tc>
           <w:tcPr>
-            <w:tcW w:type="dxa" w:w="632"/>
+            <w:tcW w:type="dxa" w:w="1247"/>
           </w:tcPr>
           <w:p>
             <w:pPr>
@@ -13105,81 +13639,101 @@
         </w:tc>
         <w:tc>
           <w:tcPr>
-            <w:tcW w:type="dxa" w:w="1106"/>
-          </w:tcPr>
-          <w:p>
-            <w:pPr>
-              <w:ind w:firstLine="0"/>
-              <w:jc w:val="left"/>
-            </w:pPr>
-            <w:r/>
-            <w:r>
-              <w:rPr>
-                <w:b w:val="0"/>
-                <w:i w:val="0"/>
-                <w:sz w:val="14"/>
-              </w:rPr>
-              <w:t>1,355</w:t>
-            </w:r>
-          </w:p>
-        </w:tc>
-        <w:tc>
-          <w:tcPr>
-            <w:tcW w:type="dxa" w:w="632"/>
-          </w:tcPr>
-          <w:p>
-            <w:pPr>
-              <w:ind w:firstLine="0"/>
-              <w:jc w:val="left"/>
-            </w:pPr>
-            <w:r/>
-            <w:r>
-              <w:rPr>
-                <w:b w:val="0"/>
-                <w:i w:val="0"/>
-                <w:sz w:val="14"/>
-              </w:rPr>
-              <w:t>0.47</w:t>
-            </w:r>
-          </w:p>
-        </w:tc>
-        <w:tc>
-          <w:tcPr>
-            <w:tcW w:type="dxa" w:w="869"/>
-          </w:tcPr>
-          <w:p>
-            <w:pPr>
-              <w:ind w:firstLine="0"/>
-              <w:jc w:val="left"/>
-            </w:pPr>
-            <w:r/>
-            <w:r>
-              <w:rPr>
-                <w:b w:val="0"/>
-                <w:i w:val="0"/>
-                <w:sz w:val="14"/>
-              </w:rPr>
-              <w:t>0.51</w:t>
-            </w:r>
-          </w:p>
-        </w:tc>
-        <w:tc>
-          <w:tcPr>
-            <w:tcW w:type="dxa" w:w="869"/>
-          </w:tcPr>
-          <w:p>
-            <w:pPr>
-              <w:ind w:firstLine="0"/>
-              <w:jc w:val="left"/>
-            </w:pPr>
-            <w:r/>
-            <w:r>
-              <w:rPr>
-                <w:b w:val="0"/>
-                <w:i w:val="0"/>
-                <w:sz w:val="14"/>
-              </w:rPr>
-              <w:t>0.00</w:t>
+            <w:tcW w:type="dxa" w:w="1091"/>
+          </w:tcPr>
+          <w:p>
+            <w:pPr>
+              <w:ind w:firstLine="0"/>
+              <w:jc w:val="left"/>
+            </w:pPr>
+            <w:r/>
+            <w:r>
+              <w:rPr>
+                <w:b w:val="0"/>
+                <w:i w:val="0"/>
+                <w:sz w:val="14"/>
+              </w:rPr>
+              <w:t>0.45</w:t>
+            </w:r>
+          </w:p>
+        </w:tc>
+        <w:tc>
+          <w:tcPr>
+            <w:tcW w:type="dxa" w:w="1558"/>
+          </w:tcPr>
+          <w:p>
+            <w:pPr>
+              <w:ind w:firstLine="0"/>
+              <w:jc w:val="left"/>
+            </w:pPr>
+            <w:r/>
+            <w:r>
+              <w:rPr>
+                <w:b w:val="0"/>
+                <w:i w:val="0"/>
+                <w:sz w:val="14"/>
+              </w:rPr>
+              <w:t>0.49</w:t>
+            </w:r>
+          </w:p>
+        </w:tc>
+        <w:tc>
+          <w:tcPr>
+            <w:tcW w:type="dxa" w:w="1091"/>
+          </w:tcPr>
+          <w:p>
+            <w:pPr>
+              <w:ind w:firstLine="0"/>
+              <w:jc w:val="left"/>
+            </w:pPr>
+            <w:r/>
+            <w:r>
+              <w:rPr>
+                <w:b w:val="0"/>
+                <w:i w:val="0"/>
+                <w:sz w:val="14"/>
+              </w:rPr>
+              <w:t>6/6</w:t>
+            </w:r>
+          </w:p>
+        </w:tc>
+        <w:tc>
+          <w:tcPr>
+            <w:tcW w:type="dxa" w:w="2026"/>
+          </w:tcPr>
+          <w:p>
+            <w:pPr>
+              <w:ind w:firstLine="0"/>
+              <w:jc w:val="left"/>
+            </w:pPr>
+            <w:r/>
+            <w:r>
+              <w:rPr>
+                <w:b w:val="0"/>
+                <w:i w:val="0"/>
+                <w:sz w:val="14"/>
+              </w:rPr>
+              <w:t>0.40 (108)</w:t>
+            </w:r>
+          </w:p>
+        </w:tc>
+        <w:tc>
+          <w:tcPr>
+            <w:tcW w:type="dxa" w:w="1870"/>
+          </w:tcPr>
+          <w:p>
+            <w:pPr>
+              <w:ind w:firstLine="0"/>
+              <w:jc w:val="left"/>
+            </w:pPr>
+            <w:r/>
+            <w:r>
+              <w:rPr>
+                <w:b w:val="0"/>
+                <w:i w:val="0"/>
+                <w:sz w:val="14"/>
+              </w:rPr>
+              <w:t>6/6</w:t>
             </w:r>
           </w:p>
         </w:tc>
@@ -13187,7 +13741,7 @@
       <w:tr>
         <w:tc>
           <w:tcPr>
-            <w:tcW w:type="dxa" w:w="790"/>
+            <w:tcW w:type="dxa" w:w="1558"/>
           </w:tcPr>
           <w:p>
             <w:pPr>
@@ -13207,7 +13761,7 @@
         </w:tc>
         <w:tc>
           <w:tcPr>
-            <w:tcW w:type="dxa" w:w="632"/>
+            <w:tcW w:type="dxa" w:w="1247"/>
           </w:tcPr>
           <w:p>
             <w:pPr>
@@ -13227,81 +13781,101 @@
         </w:tc>
         <w:tc>
           <w:tcPr>
-            <w:tcW w:type="dxa" w:w="1106"/>
-          </w:tcPr>
-          <w:p>
-            <w:pPr>
-              <w:ind w:firstLine="0"/>
-              <w:jc w:val="left"/>
-            </w:pPr>
-            <w:r/>
-            <w:r>
-              <w:rPr>
-                <w:b w:val="0"/>
-                <w:i w:val="0"/>
-                <w:sz w:val="14"/>
-              </w:rPr>
-              <w:t>107</w:t>
-            </w:r>
-          </w:p>
-        </w:tc>
-        <w:tc>
-          <w:tcPr>
-            <w:tcW w:type="dxa" w:w="632"/>
-          </w:tcPr>
-          <w:p>
-            <w:pPr>
-              <w:ind w:firstLine="0"/>
-              <w:jc w:val="left"/>
-            </w:pPr>
-            <w:r/>
-            <w:r>
-              <w:rPr>
-                <w:b w:val="0"/>
-                <w:i w:val="0"/>
-                <w:sz w:val="14"/>
-              </w:rPr>
-              <w:t>0.50</w:t>
-            </w:r>
-          </w:p>
-        </w:tc>
-        <w:tc>
-          <w:tcPr>
-            <w:tcW w:type="dxa" w:w="869"/>
-          </w:tcPr>
-          <w:p>
-            <w:pPr>
-              <w:ind w:firstLine="0"/>
-              <w:jc w:val="left"/>
-            </w:pPr>
-            <w:r/>
-            <w:r>
-              <w:rPr>
-                <w:b w:val="0"/>
-                <w:i w:val="0"/>
-                <w:sz w:val="14"/>
-              </w:rPr>
-              <w:t>0.49</w:t>
-            </w:r>
-          </w:p>
-        </w:tc>
-        <w:tc>
-          <w:tcPr>
-            <w:tcW w:type="dxa" w:w="869"/>
-          </w:tcPr>
-          <w:p>
-            <w:pPr>
-              <w:ind w:firstLine="0"/>
-              <w:jc w:val="left"/>
-            </w:pPr>
-            <w:r/>
-            <w:r>
-              <w:rPr>
-                <w:b w:val="0"/>
-                <w:i w:val="0"/>
-                <w:sz w:val="14"/>
-              </w:rPr>
-              <w:t>0.09</w:t>
+            <w:tcW w:type="dxa" w:w="1091"/>
+          </w:tcPr>
+          <w:p>
+            <w:pPr>
+              <w:ind w:firstLine="0"/>
+              <w:jc w:val="left"/>
+            </w:pPr>
+            <w:r/>
+            <w:r>
+              <w:rPr>
+                <w:b w:val="0"/>
+                <w:i w:val="0"/>
+                <w:sz w:val="14"/>
+              </w:rPr>
+              <w:t>0.67</w:t>
+            </w:r>
+          </w:p>
+        </w:tc>
+        <w:tc>
+          <w:tcPr>
+            <w:tcW w:type="dxa" w:w="1558"/>
+          </w:tcPr>
+          <w:p>
+            <w:pPr>
+              <w:ind w:firstLine="0"/>
+              <w:jc w:val="left"/>
+            </w:pPr>
+            <w:r/>
+            <w:r>
+              <w:rPr>
+                <w:b w:val="0"/>
+                <w:i w:val="0"/>
+                <w:sz w:val="14"/>
+              </w:rPr>
+              <w:t>0.64</w:t>
+            </w:r>
+          </w:p>
+        </w:tc>
+        <w:tc>
+          <w:tcPr>
+            <w:tcW w:type="dxa" w:w="1091"/>
+          </w:tcPr>
+          <w:p>
+            <w:pPr>
+              <w:ind w:firstLine="0"/>
+              <w:jc w:val="left"/>
+            </w:pPr>
+            <w:r/>
+            <w:r>
+              <w:rPr>
+                <w:b w:val="0"/>
+                <w:i w:val="0"/>
+                <w:sz w:val="14"/>
+              </w:rPr>
+              <w:t>2/2</w:t>
+            </w:r>
+          </w:p>
+        </w:tc>
+        <w:tc>
+          <w:tcPr>
+            <w:tcW w:type="dxa" w:w="2026"/>
+          </w:tcPr>
+          <w:p>
+            <w:pPr>
+              <w:ind w:firstLine="0"/>
+              <w:jc w:val="left"/>
+            </w:pPr>
+            <w:r/>
+            <w:r>
+              <w:rPr>
+                <w:b w:val="0"/>
+                <w:i w:val="0"/>
+                <w:sz w:val="14"/>
+              </w:rPr>
+              <w:t>0.67 (6)</w:t>
+            </w:r>
+          </w:p>
+        </w:tc>
+        <w:tc>
+          <w:tcPr>
+            <w:tcW w:type="dxa" w:w="1870"/>
+          </w:tcPr>
+          <w:p>
+            <w:pPr>
+              <w:ind w:firstLine="0"/>
+              <w:jc w:val="left"/>
+            </w:pPr>
+            <w:r/>
+            <w:r>
+              <w:rPr>
+                <w:b w:val="0"/>
+                <w:i w:val="0"/>
+                <w:sz w:val="14"/>
+              </w:rPr>
+              <w:t>1/1</w:t>
             </w:r>
           </w:p>
         </w:tc>
@@ -13313,6 +13887,30 @@
         <w:ind w:firstLine="0"/>
         <w:jc w:val="both"/>
       </w:pPr>
+    </w:p>
+    <w:p>
+      <w:pPr>
+        <w:sectPr>
+          <w:type w:val="continuous"/>
+          <w:pgSz w:w="12240" w:h="15840"/>
+          <w:pgMar w:top="1080" w:right="900" w:bottom="1440" w:left="900" w:header="720" w:footer="720" w:gutter="0"/>
+          <w:cols w:space="360" w:num="1"/>
+          <w:docGrid w:linePitch="360"/>
+        </w:sectPr>
+      </w:pPr>
+    </w:p>
+    <w:p>
+      <w:pPr>
+        <w:spacing w:after="0"/>
+        <w:jc w:val="both"/>
+      </w:pPr>
+      <w:r>
+        <w:rPr>
+          <w:b w:val="0"/>
+          <w:i w:val="0"/>
+        </w:rPr>
+        <w:t>Against the Bradley-Terry timing the picture is the same: on event pairs with a bootstrap-stable timing order, the MHN agreed in 180 of 347 and the CBN in 23 of 24. The disagreement has a measurable cause. Across the five diseases, when the event that comes later in the clone trees has the higher MHN base rate, the MHN orders the pair wrongly in 55 of 68 cases; when it has the lower base rate, in 38 of 105 (Fisher p = 5.3e-09). The MHN's order is set by how often an event appears, not by when it appears.</w:t>
+      </w:r>
     </w:p>
     <w:p>
       <w:pPr>
@@ -13438,7 +14036,7 @@
           <w:b w:val="0"/>
           <w:i w:val="0"/>
         </w:rPr>
-        <w:t xml:space="preserve"> recoverable network of mostly negative interactions; +12 is exclusive of 13q loss, and 13q loss precedes 11q- [14].</w:t>
+        <w:t xml:space="preserve"> recoverable network of mostly negative interactions; +12 is exclusive of 13q loss, and 13q loss precedes 11q- [15].</w:t>
       </w:r>
     </w:p>
     <w:p>
@@ -13614,6 +14212,34 @@
           <w:b/>
           <w:i w:val="0"/>
         </w:rPr>
+        <w:t>Pooled timing.</w:t>
+      </w:r>
+      <w:r>
+        <w:rPr>
+          <w:b w:val="0"/>
+          <w:i w:val="0"/>
+        </w:rPr>
+        <w:t xml:space="preserve"> The Bradley-Terry timing pools clone orders across patients and assumes one shared order per disease; subgroups with different routes (for example core-binding-factor and complex-karyotype AML) are averaged.</w:t>
+      </w:r>
+    </w:p>
+    <w:p>
+      <w:pPr>
+        <w:spacing w:after="0"/>
+        <w:ind w:firstLine="0" w:left="227"/>
+        <w:jc w:val="both"/>
+      </w:pPr>
+      <w:r>
+        <w:rPr>
+          <w:b w:val="0"/>
+          <w:i w:val="0"/>
+        </w:rPr>
+        <w:t xml:space="preserve">• </w:t>
+      </w:r>
+      <w:r>
+        <w:rPr>
+          <w:b/>
+          <w:i w:val="0"/>
+        </w:rPr>
         <w:t>No cross-dataset check.</w:t>
       </w:r>
       <w:r>
@@ -13705,7 +14331,376 @@
           <w:b w:val="0"/>
           <w:i w:val="0"/>
         </w:rPr>
-        <w:t>Code, the frozen vocabulary, the released event tables, model outputs and figures are at github.com/shubhodeepcx/MitelmanProgression under the MIT licence. Running run_all.sh reproduces every number in this report from the Mitelman bulk download.</w:t>
+        <w:t>Code, the frozen vocabulary, the released event tables, model outputs and figures are at github.com/shubhodeepcx/MitelmanProgression under the MIT licence. Running run_all.sh reproduces every number in this report from the Mitelman bulk download. A command-line tool runs any step, every threshold, resampling count and seed sits in one configuration file, a Docker image pins the exact package versions, and continuous integration runs the linter and tests on every push.</w:t>
+      </w:r>
+    </w:p>
+    <w:p>
+      <w:pPr>
+        <w:spacing w:after="60" w:before="160"/>
+        <w:ind w:firstLine="0"/>
+        <w:jc w:val="center"/>
+      </w:pPr>
+      <w:r>
+        <w:rPr>
+          <w:b w:val="0"/>
+          <w:i w:val="0"/>
+          <w:sz w:val="20"/>
+        </w:rPr>
+        <w:t>VIII. APPENDIX: SUPPLEMENTARY FIGURES</w:t>
+      </w:r>
+    </w:p>
+    <w:p>
+      <w:pPr>
+        <w:spacing w:after="0"/>
+        <w:jc w:val="both"/>
+      </w:pPr>
+      <w:r>
+        <w:rPr>
+          <w:b w:val="0"/>
+          <w:i w:val="0"/>
+        </w:rPr>
+        <w:t>Figures for the remaining diseases, with the panels of Fig. 2 for the diseases with enough clone orders and the co-occurrence baseline for APL and MM.</w:t>
+      </w:r>
+    </w:p>
+    <w:p>
+      <w:pPr>
+        <w:ind w:firstLine="0"/>
+        <w:jc w:val="center"/>
+      </w:pPr>
+      <w:r>
+        <w:drawing>
+          <wp:inline xmlns:a="http://schemas.openxmlformats.org/drawingml/2006/main" xmlns:pic="http://schemas.openxmlformats.org/drawingml/2006/picture">
+            <wp:extent cx="3108960" cy="2799365"/>
+            <wp:docPr id="5" name="Picture 5"/>
+            <wp:cNvGraphicFramePr>
+              <a:graphicFrameLocks noChangeAspect="1"/>
+            </wp:cNvGraphicFramePr>
+            <a:graphic>
+              <a:graphicData uri="http://schemas.openxmlformats.org/drawingml/2006/picture">
+                <pic:pic>
+                  <pic:nvPicPr>
+                    <pic:cNvPr id="0" name="APL.png"/>
+                    <pic:cNvPicPr/>
+                  </pic:nvPicPr>
+                  <pic:blipFill>
+                    <a:blip r:embed="rId13"/>
+                    <a:stretch>
+                      <a:fillRect/>
+                    </a:stretch>
+                  </pic:blipFill>
+                  <pic:spPr>
+                    <a:xfrm>
+                      <a:off x="0" y="0"/>
+                      <a:ext cx="3108960" cy="2799365"/>
+                    </a:xfrm>
+                    <a:prstGeom prst="rect"/>
+                  </pic:spPr>
+                </pic:pic>
+              </a:graphicData>
+            </a:graphic>
+          </wp:inline>
+        </w:drawing>
+      </w:r>
+    </w:p>
+    <w:p>
+      <w:pPr>
+        <w:spacing w:after="120"/>
+        <w:ind w:firstLine="0"/>
+        <w:jc w:val="both"/>
+      </w:pPr>
+      <w:r>
+        <w:rPr>
+          <w:b w:val="0"/>
+          <w:i w:val="0"/>
+          <w:sz w:val="16"/>
+        </w:rPr>
+        <w:t>Fig. 5. APL: co-occurrence baseline only (fewer than 200 cases with a clone order); * significant.</w:t>
+      </w:r>
+    </w:p>
+    <w:p>
+      <w:pPr>
+        <w:sectPr>
+          <w:type w:val="continuous"/>
+          <w:pgSz w:w="12240" w:h="15840"/>
+          <w:pgMar w:top="1080" w:right="900" w:bottom="1440" w:left="900" w:header="720" w:footer="720" w:gutter="0"/>
+          <w:cols w:space="360" w:num="2"/>
+          <w:docGrid w:linePitch="360"/>
+        </w:sectPr>
+      </w:pPr>
+    </w:p>
+    <w:p>
+      <w:pPr>
+        <w:ind w:firstLine="0"/>
+        <w:jc w:val="center"/>
+      </w:pPr>
+      <w:r>
+        <w:drawing>
+          <wp:inline xmlns:a="http://schemas.openxmlformats.org/drawingml/2006/main" xmlns:pic="http://schemas.openxmlformats.org/drawingml/2006/picture">
+            <wp:extent cx="5943600" cy="5247503"/>
+            <wp:docPr id="6" name="Picture 6"/>
+            <wp:cNvGraphicFramePr>
+              <a:graphicFrameLocks noChangeAspect="1"/>
+            </wp:cNvGraphicFramePr>
+            <a:graphic>
+              <a:graphicData uri="http://schemas.openxmlformats.org/drawingml/2006/picture">
+                <pic:pic>
+                  <pic:nvPicPr>
+                    <pic:cNvPr id="0" name="MDS.png"/>
+                    <pic:cNvPicPr/>
+                  </pic:nvPicPr>
+                  <pic:blipFill>
+                    <a:blip r:embed="rId14"/>
+                    <a:stretch>
+                      <a:fillRect/>
+                    </a:stretch>
+                  </pic:blipFill>
+                  <pic:spPr>
+                    <a:xfrm>
+                      <a:off x="0" y="0"/>
+                      <a:ext cx="5943600" cy="5247503"/>
+                    </a:xfrm>
+                    <a:prstGeom prst="rect"/>
+                  </pic:spPr>
+                </pic:pic>
+              </a:graphicData>
+            </a:graphic>
+          </wp:inline>
+        </w:drawing>
+      </w:r>
+    </w:p>
+    <w:p>
+      <w:pPr>
+        <w:spacing w:after="120"/>
+        <w:ind w:firstLine="0"/>
+        <w:jc w:val="both"/>
+      </w:pPr>
+      <w:r>
+        <w:rPr>
+          <w:b w:val="0"/>
+          <w:i w:val="0"/>
+          <w:sz w:val="16"/>
+        </w:rPr>
+        <w:t>Fig. 6. MDS, panels as in Fig. 2.</w:t>
+      </w:r>
+    </w:p>
+    <w:p>
+      <w:pPr>
+        <w:sectPr>
+          <w:type w:val="continuous"/>
+          <w:pgSz w:w="12240" w:h="15840"/>
+          <w:pgMar w:top="1080" w:right="900" w:bottom="1440" w:left="900" w:header="720" w:footer="720" w:gutter="0"/>
+          <w:cols w:space="360" w:num="1"/>
+          <w:docGrid w:linePitch="360"/>
+        </w:sectPr>
+      </w:pPr>
+    </w:p>
+    <w:p>
+      <w:pPr>
+        <w:sectPr>
+          <w:type w:val="continuous"/>
+          <w:pgSz w:w="12240" w:h="15840"/>
+          <w:pgMar w:top="1080" w:right="900" w:bottom="1440" w:left="900" w:header="720" w:footer="720" w:gutter="0"/>
+          <w:cols w:space="360" w:num="2"/>
+          <w:docGrid w:linePitch="360"/>
+        </w:sectPr>
+      </w:pPr>
+    </w:p>
+    <w:p>
+      <w:pPr>
+        <w:ind w:firstLine="0"/>
+        <w:jc w:val="center"/>
+      </w:pPr>
+      <w:r>
+        <w:drawing>
+          <wp:inline xmlns:a="http://schemas.openxmlformats.org/drawingml/2006/main" xmlns:pic="http://schemas.openxmlformats.org/drawingml/2006/picture">
+            <wp:extent cx="5943600" cy="5254217"/>
+            <wp:docPr id="7" name="Picture 7"/>
+            <wp:cNvGraphicFramePr>
+              <a:graphicFrameLocks noChangeAspect="1"/>
+            </wp:cNvGraphicFramePr>
+            <a:graphic>
+              <a:graphicData uri="http://schemas.openxmlformats.org/drawingml/2006/picture">
+                <pic:pic>
+                  <pic:nvPicPr>
+                    <pic:cNvPr id="0" name="ALL.png"/>
+                    <pic:cNvPicPr/>
+                  </pic:nvPicPr>
+                  <pic:blipFill>
+                    <a:blip r:embed="rId15"/>
+                    <a:stretch>
+                      <a:fillRect/>
+                    </a:stretch>
+                  </pic:blipFill>
+                  <pic:spPr>
+                    <a:xfrm>
+                      <a:off x="0" y="0"/>
+                      <a:ext cx="5943600" cy="5254217"/>
+                    </a:xfrm>
+                    <a:prstGeom prst="rect"/>
+                  </pic:spPr>
+                </pic:pic>
+              </a:graphicData>
+            </a:graphic>
+          </wp:inline>
+        </w:drawing>
+      </w:r>
+    </w:p>
+    <w:p>
+      <w:pPr>
+        <w:spacing w:after="120"/>
+        <w:ind w:firstLine="0"/>
+        <w:jc w:val="both"/>
+      </w:pPr>
+      <w:r>
+        <w:rPr>
+          <w:b w:val="0"/>
+          <w:i w:val="0"/>
+          <w:sz w:val="16"/>
+        </w:rPr>
+        <w:t>Fig. 7. ALL, panels as in Fig. 2.</w:t>
+      </w:r>
+    </w:p>
+    <w:p>
+      <w:pPr>
+        <w:sectPr>
+          <w:type w:val="continuous"/>
+          <w:pgSz w:w="12240" w:h="15840"/>
+          <w:pgMar w:top="1080" w:right="900" w:bottom="1440" w:left="900" w:header="720" w:footer="720" w:gutter="0"/>
+          <w:cols w:space="360" w:num="1"/>
+          <w:docGrid w:linePitch="360"/>
+        </w:sectPr>
+      </w:pPr>
+    </w:p>
+    <w:p>
+      <w:pPr>
+        <w:sectPr>
+          <w:type w:val="continuous"/>
+          <w:pgSz w:w="12240" w:h="15840"/>
+          <w:pgMar w:top="1080" w:right="900" w:bottom="1440" w:left="900" w:header="720" w:footer="720" w:gutter="0"/>
+          <w:cols w:space="360" w:num="2"/>
+          <w:docGrid w:linePitch="360"/>
+        </w:sectPr>
+      </w:pPr>
+    </w:p>
+    <w:p>
+      <w:pPr>
+        <w:ind w:firstLine="0"/>
+        <w:jc w:val="center"/>
+      </w:pPr>
+      <w:r>
+        <w:drawing>
+          <wp:inline xmlns:a="http://schemas.openxmlformats.org/drawingml/2006/main" xmlns:pic="http://schemas.openxmlformats.org/drawingml/2006/picture">
+            <wp:extent cx="5943600" cy="5204983"/>
+            <wp:docPr id="8" name="Picture 8"/>
+            <wp:cNvGraphicFramePr>
+              <a:graphicFrameLocks noChangeAspect="1"/>
+            </wp:cNvGraphicFramePr>
+            <a:graphic>
+              <a:graphicData uri="http://schemas.openxmlformats.org/drawingml/2006/picture">
+                <pic:pic>
+                  <pic:nvPicPr>
+                    <pic:cNvPr id="0" name="CLL.png"/>
+                    <pic:cNvPicPr/>
+                  </pic:nvPicPr>
+                  <pic:blipFill>
+                    <a:blip r:embed="rId16"/>
+                    <a:stretch>
+                      <a:fillRect/>
+                    </a:stretch>
+                  </pic:blipFill>
+                  <pic:spPr>
+                    <a:xfrm>
+                      <a:off x="0" y="0"/>
+                      <a:ext cx="5943600" cy="5204983"/>
+                    </a:xfrm>
+                    <a:prstGeom prst="rect"/>
+                  </pic:spPr>
+                </pic:pic>
+              </a:graphicData>
+            </a:graphic>
+          </wp:inline>
+        </w:drawing>
+      </w:r>
+    </w:p>
+    <w:p>
+      <w:pPr>
+        <w:spacing w:after="120"/>
+        <w:ind w:firstLine="0"/>
+        <w:jc w:val="both"/>
+      </w:pPr>
+      <w:r>
+        <w:rPr>
+          <w:b w:val="0"/>
+          <w:i w:val="0"/>
+          <w:sz w:val="16"/>
+        </w:rPr>
+        <w:t>Fig. 8. CLL, panels as in Fig. 2.</w:t>
+      </w:r>
+    </w:p>
+    <w:p>
+      <w:pPr>
+        <w:sectPr>
+          <w:type w:val="continuous"/>
+          <w:pgSz w:w="12240" w:h="15840"/>
+          <w:pgMar w:top="1080" w:right="900" w:bottom="1440" w:left="900" w:header="720" w:footer="720" w:gutter="0"/>
+          <w:cols w:space="360" w:num="1"/>
+          <w:docGrid w:linePitch="360"/>
+        </w:sectPr>
+      </w:pPr>
+    </w:p>
+    <w:p>
+      <w:pPr>
+        <w:ind w:firstLine="0"/>
+        <w:jc w:val="center"/>
+      </w:pPr>
+      <w:r>
+        <w:drawing>
+          <wp:inline xmlns:a="http://schemas.openxmlformats.org/drawingml/2006/main" xmlns:pic="http://schemas.openxmlformats.org/drawingml/2006/picture">
+            <wp:extent cx="3108960" cy="2850533"/>
+            <wp:docPr id="9" name="Picture 9"/>
+            <wp:cNvGraphicFramePr>
+              <a:graphicFrameLocks noChangeAspect="1"/>
+            </wp:cNvGraphicFramePr>
+            <a:graphic>
+              <a:graphicData uri="http://schemas.openxmlformats.org/drawingml/2006/picture">
+                <pic:pic>
+                  <pic:nvPicPr>
+                    <pic:cNvPr id="0" name="MM.png"/>
+                    <pic:cNvPicPr/>
+                  </pic:nvPicPr>
+                  <pic:blipFill>
+                    <a:blip r:embed="rId17"/>
+                    <a:stretch>
+                      <a:fillRect/>
+                    </a:stretch>
+                  </pic:blipFill>
+                  <pic:spPr>
+                    <a:xfrm>
+                      <a:off x="0" y="0"/>
+                      <a:ext cx="3108960" cy="2850533"/>
+                    </a:xfrm>
+                    <a:prstGeom prst="rect"/>
+                  </pic:spPr>
+                </pic:pic>
+              </a:graphicData>
+            </a:graphic>
+          </wp:inline>
+        </w:drawing>
+      </w:r>
+    </w:p>
+    <w:p>
+      <w:pPr>
+        <w:spacing w:after="120"/>
+        <w:ind w:firstLine="0"/>
+        <w:jc w:val="both"/>
+      </w:pPr>
+      <w:r>
+        <w:rPr>
+          <w:b w:val="0"/>
+          <w:i w:val="0"/>
+          <w:sz w:val="16"/>
+        </w:rPr>
+        <w:t>Fig. 9. MM: co-occurrence baseline only (fewer than 200 cases with a clone order); * significant.</w:t>
       </w:r>
     </w:p>
     <w:p>
@@ -13915,7 +14910,7 @@
           <w:i w:val="0"/>
           <w:sz w:val="16"/>
         </w:rPr>
-        <w:t>[13] A. V. Moorman, "The clinical relevance of chromosomal and genomic abnormalities in B-cell precursor acute lymphoblastic leukaemia," Blood Reviews, vol. 26, no. 3, pp. 123-135, 2012.</w:t>
+        <w:t>[13] R. A. Bradley and M. E. Terry, "Rank analysis of incomplete block designs: I. The method of paired comparisons," Biometrika, vol. 39, no. 3/4, pp. 324-345, 1952.</w:t>
       </w:r>
     </w:p>
     <w:p>
@@ -13930,7 +14925,22 @@
           <w:i w:val="0"/>
           <w:sz w:val="16"/>
         </w:rPr>
-        <w:t>[14] H. Döhner et al., "Genomic aberrations and survival in chronic lymphocytic leukemia," New England Journal of Medicine, vol. 343, no. 26, pp. 1910-1916, 2000.</w:t>
+        <w:t>[14] A. V. Moorman, "The clinical relevance of chromosomal and genomic abnormalities in B-cell precursor acute lymphoblastic leukaemia," Blood Reviews, vol. 26, no. 3, pp. 123-135, 2012.</w:t>
+      </w:r>
+    </w:p>
+    <w:p>
+      <w:pPr>
+        <w:spacing w:after="0"/>
+        <w:ind w:left="283" w:hanging="283"/>
+        <w:jc w:val="both"/>
+      </w:pPr>
+      <w:r>
+        <w:rPr>
+          <w:b w:val="0"/>
+          <w:i w:val="0"/>
+          <w:sz w:val="16"/>
+        </w:rPr>
+        <w:t>[15] H. Döhner et al., "Genomic aberrations and survival in chronic lymphocytic leukemia," New England Journal of Medicine, vol. 343, no. 26, pp. 1910-1916, 2000.</w:t>
       </w:r>
     </w:p>
     <w:sectPr>
